--- a/DAY-1/LAB EXERCISE/Lab Exercise 6- Implementing API Rate Limiting (10 Requests per Minute).docx
+++ b/DAY-1/LAB EXERCISE/Lab Exercise 6- Implementing API Rate Limiting (10 Requests per Minute).docx
@@ -673,6 +673,7 @@
           <w:color w:val="000000" w:themeColor="text1"/>
         </w:rPr>
       </w:pPr>
+      <w:proofErr w:type="spellStart"/>
       <w:r>
         <w:rPr>
           <w:rFonts w:ascii="Georgia" w:eastAsia="Georgia Pro" w:hAnsi="Georgia" w:cs="Georgia Pro"/>
@@ -687,6 +688,7 @@
         </w:rPr>
         <w:t>example</w:t>
       </w:r>
+      <w:proofErr w:type="spellEnd"/>
     </w:p>
     <w:p>
       <w:pPr>
@@ -728,13 +730,15 @@
           <w:color w:val="000000" w:themeColor="text1"/>
         </w:rPr>
       </w:pPr>
-      <w:r>
-        <w:rPr>
-          <w:rFonts w:ascii="Georgia" w:eastAsia="Georgia Pro" w:hAnsi="Georgia" w:cs="Georgia Pro"/>
-          <w:color w:val="000000" w:themeColor="text1"/>
-        </w:rPr>
-        <w:t>rate-limit-api</w:t>
-      </w:r>
+      <w:proofErr w:type="spellStart"/>
+      <w:r>
+        <w:rPr>
+          <w:rFonts w:ascii="Georgia" w:eastAsia="Georgia Pro" w:hAnsi="Georgia" w:cs="Georgia Pro"/>
+          <w:color w:val="000000" w:themeColor="text1"/>
+        </w:rPr>
+        <w:t>ratelimitapi</w:t>
+      </w:r>
+      <w:proofErr w:type="spellEnd"/>
     </w:p>
     <w:p>
       <w:pPr>
@@ -935,6 +939,7 @@
           <w:color w:val="000000" w:themeColor="text1"/>
         </w:rPr>
       </w:pPr>
+      <w:proofErr w:type="spellStart"/>
       <w:r>
         <w:rPr>
           <w:rFonts w:ascii="Georgia" w:eastAsia="Georgia Pro" w:hAnsi="Georgia" w:cs="Georgia Pro"/>
@@ -953,6 +958,7 @@
         </w:rPr>
         <w:t>example</w:t>
       </w:r>
+      <w:proofErr w:type="spellEnd"/>
     </w:p>
     <w:p>
       <w:pPr>
@@ -1139,23 +1145,7 @@
           <w:rFonts w:ascii="Georgia" w:eastAsia="Georgia Pro" w:hAnsi="Georgia" w:cs="Georgia Pro"/>
           <w:color w:val="000000" w:themeColor="text1"/>
         </w:rPr>
-        <w:t xml:space="preserve">        </w:t>
-      </w:r>
-      <w:proofErr w:type="gramStart"/>
-      <w:r>
-        <w:rPr>
-          <w:rFonts w:ascii="Georgia" w:eastAsia="Georgia Pro" w:hAnsi="Georgia" w:cs="Georgia Pro"/>
-          <w:color w:val="000000" w:themeColor="text1"/>
-        </w:rPr>
-        <w:t>&lt;!--</w:t>
-      </w:r>
-      <w:proofErr w:type="gramEnd"/>
-      <w:r>
-        <w:rPr>
-          <w:rFonts w:ascii="Georgia" w:eastAsia="Georgia Pro" w:hAnsi="Georgia" w:cs="Georgia Pro"/>
-          <w:color w:val="000000" w:themeColor="text1"/>
-        </w:rPr>
-        <w:t xml:space="preserve"> Spring Boot Web (REST API) --&gt;</w:t>
+        <w:t>        &lt;!-- Spring Boot Web (REST API) --&gt;</w:t>
       </w:r>
     </w:p>
     <w:p>
@@ -1201,23 +1191,55 @@
           <w:rFonts w:ascii="Georgia" w:eastAsia="Georgia Pro" w:hAnsi="Georgia" w:cs="Georgia Pro"/>
           <w:color w:val="000000" w:themeColor="text1"/>
         </w:rPr>
-        <w:t xml:space="preserve">            </w:t>
-      </w:r>
-      <w:proofErr w:type="gramStart"/>
-      <w:r>
-        <w:rPr>
-          <w:rFonts w:ascii="Georgia" w:eastAsia="Georgia Pro" w:hAnsi="Georgia" w:cs="Georgia Pro"/>
-          <w:color w:val="000000" w:themeColor="text1"/>
-        </w:rPr>
-        <w:t>&lt;groupId&gt;org.springframework.boot</w:t>
-      </w:r>
-      <w:proofErr w:type="gramEnd"/>
-      <w:r>
-        <w:rPr>
-          <w:rFonts w:ascii="Georgia" w:eastAsia="Georgia Pro" w:hAnsi="Georgia" w:cs="Georgia Pro"/>
-          <w:color w:val="000000" w:themeColor="text1"/>
-        </w:rPr>
-        <w:t>&lt;/groupId&gt;</w:t>
+        <w:t>            &lt;</w:t>
+      </w:r>
+      <w:proofErr w:type="spellStart"/>
+      <w:r>
+        <w:rPr>
+          <w:rFonts w:ascii="Georgia" w:eastAsia="Georgia Pro" w:hAnsi="Georgia" w:cs="Georgia Pro"/>
+          <w:color w:val="000000" w:themeColor="text1"/>
+        </w:rPr>
+        <w:t>groupId</w:t>
+      </w:r>
+      <w:proofErr w:type="spellEnd"/>
+      <w:r>
+        <w:rPr>
+          <w:rFonts w:ascii="Georgia" w:eastAsia="Georgia Pro" w:hAnsi="Georgia" w:cs="Georgia Pro"/>
+          <w:color w:val="000000" w:themeColor="text1"/>
+        </w:rPr>
+        <w:t>&gt;</w:t>
+      </w:r>
+      <w:proofErr w:type="spellStart"/>
+      <w:r>
+        <w:rPr>
+          <w:rFonts w:ascii="Georgia" w:eastAsia="Georgia Pro" w:hAnsi="Georgia" w:cs="Georgia Pro"/>
+          <w:color w:val="000000" w:themeColor="text1"/>
+        </w:rPr>
+        <w:t>org.springframework.boot</w:t>
+      </w:r>
+      <w:proofErr w:type="spellEnd"/>
+      <w:r>
+        <w:rPr>
+          <w:rFonts w:ascii="Georgia" w:eastAsia="Georgia Pro" w:hAnsi="Georgia" w:cs="Georgia Pro"/>
+          <w:color w:val="000000" w:themeColor="text1"/>
+        </w:rPr>
+        <w:t>&lt;/</w:t>
+      </w:r>
+      <w:proofErr w:type="spellStart"/>
+      <w:r>
+        <w:rPr>
+          <w:rFonts w:ascii="Georgia" w:eastAsia="Georgia Pro" w:hAnsi="Georgia" w:cs="Georgia Pro"/>
+          <w:color w:val="000000" w:themeColor="text1"/>
+        </w:rPr>
+        <w:t>groupId</w:t>
+      </w:r>
+      <w:proofErr w:type="spellEnd"/>
+      <w:r>
+        <w:rPr>
+          <w:rFonts w:ascii="Georgia" w:eastAsia="Georgia Pro" w:hAnsi="Georgia" w:cs="Georgia Pro"/>
+          <w:color w:val="000000" w:themeColor="text1"/>
+        </w:rPr>
+        <w:t>&gt;</w:t>
       </w:r>
     </w:p>
     <w:p>
@@ -1240,7 +1262,39 @@
           <w:rFonts w:ascii="Georgia" w:eastAsia="Georgia Pro" w:hAnsi="Georgia" w:cs="Georgia Pro"/>
           <w:color w:val="000000" w:themeColor="text1"/>
         </w:rPr>
-        <w:t>            &lt;artifactId&gt;spring-boot-starter-web&lt;/artifactId&gt;</w:t>
+        <w:t>            &lt;</w:t>
+      </w:r>
+      <w:proofErr w:type="spellStart"/>
+      <w:r>
+        <w:rPr>
+          <w:rFonts w:ascii="Georgia" w:eastAsia="Georgia Pro" w:hAnsi="Georgia" w:cs="Georgia Pro"/>
+          <w:color w:val="000000" w:themeColor="text1"/>
+        </w:rPr>
+        <w:t>artifactId</w:t>
+      </w:r>
+      <w:proofErr w:type="spellEnd"/>
+      <w:r>
+        <w:rPr>
+          <w:rFonts w:ascii="Georgia" w:eastAsia="Georgia Pro" w:hAnsi="Georgia" w:cs="Georgia Pro"/>
+          <w:color w:val="000000" w:themeColor="text1"/>
+        </w:rPr>
+        <w:t>&gt;spring-boot-starter-web&lt;/</w:t>
+      </w:r>
+      <w:proofErr w:type="spellStart"/>
+      <w:r>
+        <w:rPr>
+          <w:rFonts w:ascii="Georgia" w:eastAsia="Georgia Pro" w:hAnsi="Georgia" w:cs="Georgia Pro"/>
+          <w:color w:val="000000" w:themeColor="text1"/>
+        </w:rPr>
+        <w:t>artifactId</w:t>
+      </w:r>
+      <w:proofErr w:type="spellEnd"/>
+      <w:r>
+        <w:rPr>
+          <w:rFonts w:ascii="Georgia" w:eastAsia="Georgia Pro" w:hAnsi="Georgia" w:cs="Georgia Pro"/>
+          <w:color w:val="000000" w:themeColor="text1"/>
+        </w:rPr>
+        <w:t>&gt;</w:t>
       </w:r>
     </w:p>
     <w:p>
@@ -1302,23 +1356,7 @@
           <w:rFonts w:ascii="Georgia" w:eastAsia="Georgia Pro" w:hAnsi="Georgia" w:cs="Georgia Pro"/>
           <w:color w:val="000000" w:themeColor="text1"/>
         </w:rPr>
-        <w:t xml:space="preserve">        </w:t>
-      </w:r>
-      <w:proofErr w:type="gramStart"/>
-      <w:r>
-        <w:rPr>
-          <w:rFonts w:ascii="Georgia" w:eastAsia="Georgia Pro" w:hAnsi="Georgia" w:cs="Georgia Pro"/>
-          <w:color w:val="000000" w:themeColor="text1"/>
-        </w:rPr>
-        <w:t>&lt;!--</w:t>
-      </w:r>
-      <w:proofErr w:type="gramEnd"/>
-      <w:r>
-        <w:rPr>
-          <w:rFonts w:ascii="Georgia" w:eastAsia="Georgia Pro" w:hAnsi="Georgia" w:cs="Georgia Pro"/>
-          <w:color w:val="000000" w:themeColor="text1"/>
-        </w:rPr>
-        <w:t xml:space="preserve"> Lombok (Optional but included as per lab requirement) --&gt;</w:t>
+        <w:t>        &lt;!-- Lombok (Optional but included as per lab requirement) --&gt;</w:t>
       </w:r>
     </w:p>
     <w:p>
@@ -1364,7 +1402,55 @@
           <w:rFonts w:ascii="Georgia" w:eastAsia="Georgia Pro" w:hAnsi="Georgia" w:cs="Georgia Pro"/>
           <w:color w:val="000000" w:themeColor="text1"/>
         </w:rPr>
-        <w:t>            &lt;groupId&gt;org.projectlombok&lt;/groupId&gt;</w:t>
+        <w:t>            &lt;</w:t>
+      </w:r>
+      <w:proofErr w:type="spellStart"/>
+      <w:r>
+        <w:rPr>
+          <w:rFonts w:ascii="Georgia" w:eastAsia="Georgia Pro" w:hAnsi="Georgia" w:cs="Georgia Pro"/>
+          <w:color w:val="000000" w:themeColor="text1"/>
+        </w:rPr>
+        <w:t>groupId</w:t>
+      </w:r>
+      <w:proofErr w:type="spellEnd"/>
+      <w:r>
+        <w:rPr>
+          <w:rFonts w:ascii="Georgia" w:eastAsia="Georgia Pro" w:hAnsi="Georgia" w:cs="Georgia Pro"/>
+          <w:color w:val="000000" w:themeColor="text1"/>
+        </w:rPr>
+        <w:t>&gt;</w:t>
+      </w:r>
+      <w:proofErr w:type="spellStart"/>
+      <w:r>
+        <w:rPr>
+          <w:rFonts w:ascii="Georgia" w:eastAsia="Georgia Pro" w:hAnsi="Georgia" w:cs="Georgia Pro"/>
+          <w:color w:val="000000" w:themeColor="text1"/>
+        </w:rPr>
+        <w:t>org.projectlombok</w:t>
+      </w:r>
+      <w:proofErr w:type="spellEnd"/>
+      <w:r>
+        <w:rPr>
+          <w:rFonts w:ascii="Georgia" w:eastAsia="Georgia Pro" w:hAnsi="Georgia" w:cs="Georgia Pro"/>
+          <w:color w:val="000000" w:themeColor="text1"/>
+        </w:rPr>
+        <w:t>&lt;/</w:t>
+      </w:r>
+      <w:proofErr w:type="spellStart"/>
+      <w:r>
+        <w:rPr>
+          <w:rFonts w:ascii="Georgia" w:eastAsia="Georgia Pro" w:hAnsi="Georgia" w:cs="Georgia Pro"/>
+          <w:color w:val="000000" w:themeColor="text1"/>
+        </w:rPr>
+        <w:t>groupId</w:t>
+      </w:r>
+      <w:proofErr w:type="spellEnd"/>
+      <w:r>
+        <w:rPr>
+          <w:rFonts w:ascii="Georgia" w:eastAsia="Georgia Pro" w:hAnsi="Georgia" w:cs="Georgia Pro"/>
+          <w:color w:val="000000" w:themeColor="text1"/>
+        </w:rPr>
+        <w:t>&gt;</w:t>
       </w:r>
     </w:p>
     <w:p>
@@ -1387,7 +1473,55 @@
           <w:rFonts w:ascii="Georgia" w:eastAsia="Georgia Pro" w:hAnsi="Georgia" w:cs="Georgia Pro"/>
           <w:color w:val="000000" w:themeColor="text1"/>
         </w:rPr>
-        <w:t>            &lt;artifactId&gt;lombok&lt;/artifactId&gt;</w:t>
+        <w:t>            &lt;</w:t>
+      </w:r>
+      <w:proofErr w:type="spellStart"/>
+      <w:r>
+        <w:rPr>
+          <w:rFonts w:ascii="Georgia" w:eastAsia="Georgia Pro" w:hAnsi="Georgia" w:cs="Georgia Pro"/>
+          <w:color w:val="000000" w:themeColor="text1"/>
+        </w:rPr>
+        <w:t>artifactId</w:t>
+      </w:r>
+      <w:proofErr w:type="spellEnd"/>
+      <w:r>
+        <w:rPr>
+          <w:rFonts w:ascii="Georgia" w:eastAsia="Georgia Pro" w:hAnsi="Georgia" w:cs="Georgia Pro"/>
+          <w:color w:val="000000" w:themeColor="text1"/>
+        </w:rPr>
+        <w:t>&gt;</w:t>
+      </w:r>
+      <w:proofErr w:type="spellStart"/>
+      <w:r>
+        <w:rPr>
+          <w:rFonts w:ascii="Georgia" w:eastAsia="Georgia Pro" w:hAnsi="Georgia" w:cs="Georgia Pro"/>
+          <w:color w:val="000000" w:themeColor="text1"/>
+        </w:rPr>
+        <w:t>lombok</w:t>
+      </w:r>
+      <w:proofErr w:type="spellEnd"/>
+      <w:r>
+        <w:rPr>
+          <w:rFonts w:ascii="Georgia" w:eastAsia="Georgia Pro" w:hAnsi="Georgia" w:cs="Georgia Pro"/>
+          <w:color w:val="000000" w:themeColor="text1"/>
+        </w:rPr>
+        <w:t>&lt;/</w:t>
+      </w:r>
+      <w:proofErr w:type="spellStart"/>
+      <w:r>
+        <w:rPr>
+          <w:rFonts w:ascii="Georgia" w:eastAsia="Georgia Pro" w:hAnsi="Georgia" w:cs="Georgia Pro"/>
+          <w:color w:val="000000" w:themeColor="text1"/>
+        </w:rPr>
+        <w:t>artifactId</w:t>
+      </w:r>
+      <w:proofErr w:type="spellEnd"/>
+      <w:r>
+        <w:rPr>
+          <w:rFonts w:ascii="Georgia" w:eastAsia="Georgia Pro" w:hAnsi="Georgia" w:cs="Georgia Pro"/>
+          <w:color w:val="000000" w:themeColor="text1"/>
+        </w:rPr>
+        <w:t>&gt;</w:t>
       </w:r>
     </w:p>
     <w:p>
@@ -1472,23 +1606,7 @@
           <w:rFonts w:ascii="Georgia" w:eastAsia="Georgia Pro" w:hAnsi="Georgia" w:cs="Georgia Pro"/>
           <w:color w:val="000000" w:themeColor="text1"/>
         </w:rPr>
-        <w:t xml:space="preserve">        </w:t>
-      </w:r>
-      <w:proofErr w:type="gramStart"/>
-      <w:r>
-        <w:rPr>
-          <w:rFonts w:ascii="Georgia" w:eastAsia="Georgia Pro" w:hAnsi="Georgia" w:cs="Georgia Pro"/>
-          <w:color w:val="000000" w:themeColor="text1"/>
-        </w:rPr>
-        <w:t>&lt;!--</w:t>
-      </w:r>
-      <w:proofErr w:type="gramEnd"/>
-      <w:r>
-        <w:rPr>
-          <w:rFonts w:ascii="Georgia" w:eastAsia="Georgia Pro" w:hAnsi="Georgia" w:cs="Georgia Pro"/>
-          <w:color w:val="000000" w:themeColor="text1"/>
-        </w:rPr>
-        <w:t xml:space="preserve"> DevTools for auto restart --&gt;</w:t>
+        <w:t>        &lt;!-- DevTools for auto restart --&gt;</w:t>
       </w:r>
     </w:p>
     <w:p>
@@ -1534,23 +1652,55 @@
           <w:rFonts w:ascii="Georgia" w:eastAsia="Georgia Pro" w:hAnsi="Georgia" w:cs="Georgia Pro"/>
           <w:color w:val="000000" w:themeColor="text1"/>
         </w:rPr>
-        <w:t xml:space="preserve">            </w:t>
-      </w:r>
-      <w:proofErr w:type="gramStart"/>
-      <w:r>
-        <w:rPr>
-          <w:rFonts w:ascii="Georgia" w:eastAsia="Georgia Pro" w:hAnsi="Georgia" w:cs="Georgia Pro"/>
-          <w:color w:val="000000" w:themeColor="text1"/>
-        </w:rPr>
-        <w:t>&lt;groupId&gt;org.springframework.boot</w:t>
-      </w:r>
-      <w:proofErr w:type="gramEnd"/>
-      <w:r>
-        <w:rPr>
-          <w:rFonts w:ascii="Georgia" w:eastAsia="Georgia Pro" w:hAnsi="Georgia" w:cs="Georgia Pro"/>
-          <w:color w:val="000000" w:themeColor="text1"/>
-        </w:rPr>
-        <w:t>&lt;/groupId&gt;</w:t>
+        <w:t>            &lt;</w:t>
+      </w:r>
+      <w:proofErr w:type="spellStart"/>
+      <w:r>
+        <w:rPr>
+          <w:rFonts w:ascii="Georgia" w:eastAsia="Georgia Pro" w:hAnsi="Georgia" w:cs="Georgia Pro"/>
+          <w:color w:val="000000" w:themeColor="text1"/>
+        </w:rPr>
+        <w:t>groupId</w:t>
+      </w:r>
+      <w:proofErr w:type="spellEnd"/>
+      <w:r>
+        <w:rPr>
+          <w:rFonts w:ascii="Georgia" w:eastAsia="Georgia Pro" w:hAnsi="Georgia" w:cs="Georgia Pro"/>
+          <w:color w:val="000000" w:themeColor="text1"/>
+        </w:rPr>
+        <w:t>&gt;</w:t>
+      </w:r>
+      <w:proofErr w:type="spellStart"/>
+      <w:r>
+        <w:rPr>
+          <w:rFonts w:ascii="Georgia" w:eastAsia="Georgia Pro" w:hAnsi="Georgia" w:cs="Georgia Pro"/>
+          <w:color w:val="000000" w:themeColor="text1"/>
+        </w:rPr>
+        <w:t>org.springframework.boot</w:t>
+      </w:r>
+      <w:proofErr w:type="spellEnd"/>
+      <w:r>
+        <w:rPr>
+          <w:rFonts w:ascii="Georgia" w:eastAsia="Georgia Pro" w:hAnsi="Georgia" w:cs="Georgia Pro"/>
+          <w:color w:val="000000" w:themeColor="text1"/>
+        </w:rPr>
+        <w:t>&lt;/</w:t>
+      </w:r>
+      <w:proofErr w:type="spellStart"/>
+      <w:r>
+        <w:rPr>
+          <w:rFonts w:ascii="Georgia" w:eastAsia="Georgia Pro" w:hAnsi="Georgia" w:cs="Georgia Pro"/>
+          <w:color w:val="000000" w:themeColor="text1"/>
+        </w:rPr>
+        <w:t>groupId</w:t>
+      </w:r>
+      <w:proofErr w:type="spellEnd"/>
+      <w:r>
+        <w:rPr>
+          <w:rFonts w:ascii="Georgia" w:eastAsia="Georgia Pro" w:hAnsi="Georgia" w:cs="Georgia Pro"/>
+          <w:color w:val="000000" w:themeColor="text1"/>
+        </w:rPr>
+        <w:t>&gt;</w:t>
       </w:r>
     </w:p>
     <w:p>
@@ -1573,7 +1723,55 @@
           <w:rFonts w:ascii="Georgia" w:eastAsia="Georgia Pro" w:hAnsi="Georgia" w:cs="Georgia Pro"/>
           <w:color w:val="000000" w:themeColor="text1"/>
         </w:rPr>
-        <w:t>            &lt;artifactId&gt;spring-boot-devtools&lt;/artifactId&gt;</w:t>
+        <w:t>            &lt;</w:t>
+      </w:r>
+      <w:proofErr w:type="spellStart"/>
+      <w:r>
+        <w:rPr>
+          <w:rFonts w:ascii="Georgia" w:eastAsia="Georgia Pro" w:hAnsi="Georgia" w:cs="Georgia Pro"/>
+          <w:color w:val="000000" w:themeColor="text1"/>
+        </w:rPr>
+        <w:t>artifactId</w:t>
+      </w:r>
+      <w:proofErr w:type="spellEnd"/>
+      <w:r>
+        <w:rPr>
+          <w:rFonts w:ascii="Georgia" w:eastAsia="Georgia Pro" w:hAnsi="Georgia" w:cs="Georgia Pro"/>
+          <w:color w:val="000000" w:themeColor="text1"/>
+        </w:rPr>
+        <w:t>&gt;spring-boot-</w:t>
+      </w:r>
+      <w:proofErr w:type="spellStart"/>
+      <w:r>
+        <w:rPr>
+          <w:rFonts w:ascii="Georgia" w:eastAsia="Georgia Pro" w:hAnsi="Georgia" w:cs="Georgia Pro"/>
+          <w:color w:val="000000" w:themeColor="text1"/>
+        </w:rPr>
+        <w:t>devtools</w:t>
+      </w:r>
+      <w:proofErr w:type="spellEnd"/>
+      <w:r>
+        <w:rPr>
+          <w:rFonts w:ascii="Georgia" w:eastAsia="Georgia Pro" w:hAnsi="Georgia" w:cs="Georgia Pro"/>
+          <w:color w:val="000000" w:themeColor="text1"/>
+        </w:rPr>
+        <w:t>&lt;/</w:t>
+      </w:r>
+      <w:proofErr w:type="spellStart"/>
+      <w:r>
+        <w:rPr>
+          <w:rFonts w:ascii="Georgia" w:eastAsia="Georgia Pro" w:hAnsi="Georgia" w:cs="Georgia Pro"/>
+          <w:color w:val="000000" w:themeColor="text1"/>
+        </w:rPr>
+        <w:t>artifactId</w:t>
+      </w:r>
+      <w:proofErr w:type="spellEnd"/>
+      <w:r>
+        <w:rPr>
+          <w:rFonts w:ascii="Georgia" w:eastAsia="Georgia Pro" w:hAnsi="Georgia" w:cs="Georgia Pro"/>
+          <w:color w:val="000000" w:themeColor="text1"/>
+        </w:rPr>
+        <w:t>&gt;</w:t>
       </w:r>
     </w:p>
     <w:p>
@@ -1665,23 +1863,7 @@
           <w:rFonts w:ascii="Georgia" w:eastAsia="Georgia Pro" w:hAnsi="Georgia" w:cs="Georgia Pro"/>
           <w:color w:val="000000" w:themeColor="text1"/>
         </w:rPr>
-        <w:t xml:space="preserve">        </w:t>
-      </w:r>
-      <w:proofErr w:type="gramStart"/>
-      <w:r>
-        <w:rPr>
-          <w:rFonts w:ascii="Georgia" w:eastAsia="Georgia Pro" w:hAnsi="Georgia" w:cs="Georgia Pro"/>
-          <w:color w:val="000000" w:themeColor="text1"/>
-        </w:rPr>
-        <w:t>&lt;!--</w:t>
-      </w:r>
-      <w:proofErr w:type="gramEnd"/>
-      <w:r>
-        <w:rPr>
-          <w:rFonts w:ascii="Georgia" w:eastAsia="Georgia Pro" w:hAnsi="Georgia" w:cs="Georgia Pro"/>
-          <w:color w:val="000000" w:themeColor="text1"/>
-        </w:rPr>
-        <w:t xml:space="preserve"> Testing --&gt;</w:t>
+        <w:t>        &lt;!-- Testing --&gt;</w:t>
       </w:r>
     </w:p>
     <w:p>
@@ -1727,23 +1909,55 @@
           <w:rFonts w:ascii="Georgia" w:eastAsia="Georgia Pro" w:hAnsi="Georgia" w:cs="Georgia Pro"/>
           <w:color w:val="000000" w:themeColor="text1"/>
         </w:rPr>
-        <w:t xml:space="preserve">            </w:t>
-      </w:r>
-      <w:proofErr w:type="gramStart"/>
-      <w:r>
-        <w:rPr>
-          <w:rFonts w:ascii="Georgia" w:eastAsia="Georgia Pro" w:hAnsi="Georgia" w:cs="Georgia Pro"/>
-          <w:color w:val="000000" w:themeColor="text1"/>
-        </w:rPr>
-        <w:t>&lt;groupId&gt;org.springframework.boot</w:t>
-      </w:r>
-      <w:proofErr w:type="gramEnd"/>
-      <w:r>
-        <w:rPr>
-          <w:rFonts w:ascii="Georgia" w:eastAsia="Georgia Pro" w:hAnsi="Georgia" w:cs="Georgia Pro"/>
-          <w:color w:val="000000" w:themeColor="text1"/>
-        </w:rPr>
-        <w:t>&lt;/groupId&gt;</w:t>
+        <w:t>            &lt;</w:t>
+      </w:r>
+      <w:proofErr w:type="spellStart"/>
+      <w:r>
+        <w:rPr>
+          <w:rFonts w:ascii="Georgia" w:eastAsia="Georgia Pro" w:hAnsi="Georgia" w:cs="Georgia Pro"/>
+          <w:color w:val="000000" w:themeColor="text1"/>
+        </w:rPr>
+        <w:t>groupId</w:t>
+      </w:r>
+      <w:proofErr w:type="spellEnd"/>
+      <w:r>
+        <w:rPr>
+          <w:rFonts w:ascii="Georgia" w:eastAsia="Georgia Pro" w:hAnsi="Georgia" w:cs="Georgia Pro"/>
+          <w:color w:val="000000" w:themeColor="text1"/>
+        </w:rPr>
+        <w:t>&gt;</w:t>
+      </w:r>
+      <w:proofErr w:type="spellStart"/>
+      <w:r>
+        <w:rPr>
+          <w:rFonts w:ascii="Georgia" w:eastAsia="Georgia Pro" w:hAnsi="Georgia" w:cs="Georgia Pro"/>
+          <w:color w:val="000000" w:themeColor="text1"/>
+        </w:rPr>
+        <w:t>org.springframework.boot</w:t>
+      </w:r>
+      <w:proofErr w:type="spellEnd"/>
+      <w:r>
+        <w:rPr>
+          <w:rFonts w:ascii="Georgia" w:eastAsia="Georgia Pro" w:hAnsi="Georgia" w:cs="Georgia Pro"/>
+          <w:color w:val="000000" w:themeColor="text1"/>
+        </w:rPr>
+        <w:t>&lt;/</w:t>
+      </w:r>
+      <w:proofErr w:type="spellStart"/>
+      <w:r>
+        <w:rPr>
+          <w:rFonts w:ascii="Georgia" w:eastAsia="Georgia Pro" w:hAnsi="Georgia" w:cs="Georgia Pro"/>
+          <w:color w:val="000000" w:themeColor="text1"/>
+        </w:rPr>
+        <w:t>groupId</w:t>
+      </w:r>
+      <w:proofErr w:type="spellEnd"/>
+      <w:r>
+        <w:rPr>
+          <w:rFonts w:ascii="Georgia" w:eastAsia="Georgia Pro" w:hAnsi="Georgia" w:cs="Georgia Pro"/>
+          <w:color w:val="000000" w:themeColor="text1"/>
+        </w:rPr>
+        <w:t>&gt;</w:t>
       </w:r>
     </w:p>
     <w:p>
@@ -1766,7 +1980,39 @@
           <w:rFonts w:ascii="Georgia" w:eastAsia="Georgia Pro" w:hAnsi="Georgia" w:cs="Georgia Pro"/>
           <w:color w:val="000000" w:themeColor="text1"/>
         </w:rPr>
-        <w:t>            &lt;artifactId&gt;spring-boot-starter-test&lt;/artifactId&gt;</w:t>
+        <w:t>            &lt;</w:t>
+      </w:r>
+      <w:proofErr w:type="spellStart"/>
+      <w:r>
+        <w:rPr>
+          <w:rFonts w:ascii="Georgia" w:eastAsia="Georgia Pro" w:hAnsi="Georgia" w:cs="Georgia Pro"/>
+          <w:color w:val="000000" w:themeColor="text1"/>
+        </w:rPr>
+        <w:t>artifactId</w:t>
+      </w:r>
+      <w:proofErr w:type="spellEnd"/>
+      <w:r>
+        <w:rPr>
+          <w:rFonts w:ascii="Georgia" w:eastAsia="Georgia Pro" w:hAnsi="Georgia" w:cs="Georgia Pro"/>
+          <w:color w:val="000000" w:themeColor="text1"/>
+        </w:rPr>
+        <w:t>&gt;spring-boot-starter-test&lt;/</w:t>
+      </w:r>
+      <w:proofErr w:type="spellStart"/>
+      <w:r>
+        <w:rPr>
+          <w:rFonts w:ascii="Georgia" w:eastAsia="Georgia Pro" w:hAnsi="Georgia" w:cs="Georgia Pro"/>
+          <w:color w:val="000000" w:themeColor="text1"/>
+        </w:rPr>
+        <w:t>artifactId</w:t>
+      </w:r>
+      <w:proofErr w:type="spellEnd"/>
+      <w:r>
+        <w:rPr>
+          <w:rFonts w:ascii="Georgia" w:eastAsia="Georgia Pro" w:hAnsi="Georgia" w:cs="Georgia Pro"/>
+          <w:color w:val="000000" w:themeColor="text1"/>
+        </w:rPr>
+        <w:t>&gt;</w:t>
       </w:r>
     </w:p>
     <w:p>
@@ -1931,7 +2177,15 @@
           <w:rFonts w:ascii="Georgia" w:eastAsia="Georgia Pro" w:hAnsi="Georgia" w:cs="Georgia Pro"/>
           <w:color w:val="000000" w:themeColor="text1"/>
         </w:rPr>
-        <w:t>package com.</w:t>
+        <w:t xml:space="preserve">package </w:t>
+      </w:r>
+      <w:proofErr w:type="spellStart"/>
+      <w:r>
+        <w:rPr>
+          <w:rFonts w:ascii="Georgia" w:eastAsia="Georgia Pro" w:hAnsi="Georgia" w:cs="Georgia Pro"/>
+          <w:color w:val="000000" w:themeColor="text1"/>
+        </w:rPr>
+        <w:t>com.</w:t>
       </w:r>
       <w:r>
         <w:rPr>
@@ -1940,6 +2194,7 @@
         </w:rPr>
         <w:t>example</w:t>
       </w:r>
+      <w:proofErr w:type="spellEnd"/>
       <w:r>
         <w:rPr>
           <w:rFonts w:ascii="Georgia" w:eastAsia="Georgia Pro" w:hAnsi="Georgia" w:cs="Georgia Pro"/>
@@ -1986,31 +2241,15 @@
         </w:rPr>
         <w:t xml:space="preserve">import </w:t>
       </w:r>
-      <w:proofErr w:type="gramStart"/>
-      <w:r>
-        <w:rPr>
-          <w:rFonts w:ascii="Georgia" w:eastAsia="Georgia Pro" w:hAnsi="Georgia" w:cs="Georgia Pro"/>
-          <w:color w:val="000000" w:themeColor="text1"/>
-        </w:rPr>
-        <w:t>org.springframework</w:t>
-      </w:r>
-      <w:proofErr w:type="gramEnd"/>
-      <w:r>
-        <w:rPr>
-          <w:rFonts w:ascii="Georgia" w:eastAsia="Georgia Pro" w:hAnsi="Georgia" w:cs="Georgia Pro"/>
-          <w:color w:val="000000" w:themeColor="text1"/>
-        </w:rPr>
-        <w:t>.</w:t>
-      </w:r>
-      <w:proofErr w:type="gramStart"/>
-      <w:r>
-        <w:rPr>
-          <w:rFonts w:ascii="Georgia" w:eastAsia="Georgia Pro" w:hAnsi="Georgia" w:cs="Georgia Pro"/>
-          <w:color w:val="000000" w:themeColor="text1"/>
-        </w:rPr>
-        <w:t>boot.SpringApplication</w:t>
-      </w:r>
-      <w:proofErr w:type="gramEnd"/>
+      <w:proofErr w:type="spellStart"/>
+      <w:r>
+        <w:rPr>
+          <w:rFonts w:ascii="Georgia" w:eastAsia="Georgia Pro" w:hAnsi="Georgia" w:cs="Georgia Pro"/>
+          <w:color w:val="000000" w:themeColor="text1"/>
+        </w:rPr>
+        <w:t>org.springframework.boot.SpringApplication</w:t>
+      </w:r>
+      <w:proofErr w:type="spellEnd"/>
       <w:r>
         <w:rPr>
           <w:rFonts w:ascii="Georgia" w:eastAsia="Georgia Pro" w:hAnsi="Georgia" w:cs="Georgia Pro"/>
@@ -2041,37 +2280,21 @@
         </w:rPr>
         <w:t xml:space="preserve">import </w:t>
       </w:r>
-      <w:proofErr w:type="gramStart"/>
-      <w:r>
-        <w:rPr>
-          <w:rFonts w:ascii="Georgia" w:eastAsia="Georgia Pro" w:hAnsi="Georgia" w:cs="Georgia Pro"/>
-          <w:color w:val="000000" w:themeColor="text1"/>
-        </w:rPr>
-        <w:t>org.springframework</w:t>
-      </w:r>
-      <w:proofErr w:type="gramEnd"/>
-      <w:r>
-        <w:rPr>
-          <w:rFonts w:ascii="Georgia" w:eastAsia="Georgia Pro" w:hAnsi="Georgia" w:cs="Georgia Pro"/>
-          <w:color w:val="000000" w:themeColor="text1"/>
-        </w:rPr>
-        <w:t>.</w:t>
-      </w:r>
-      <w:proofErr w:type="gramStart"/>
-      <w:r>
-        <w:rPr>
-          <w:rFonts w:ascii="Georgia" w:eastAsia="Georgia Pro" w:hAnsi="Georgia" w:cs="Georgia Pro"/>
-          <w:color w:val="000000" w:themeColor="text1"/>
-        </w:rPr>
-        <w:t>boot.autoconfigure</w:t>
-      </w:r>
-      <w:proofErr w:type="gramEnd"/>
-      <w:r>
-        <w:rPr>
-          <w:rFonts w:ascii="Georgia" w:eastAsia="Georgia Pro" w:hAnsi="Georgia" w:cs="Georgia Pro"/>
-          <w:color w:val="000000" w:themeColor="text1"/>
-        </w:rPr>
-        <w:t>.SpringBootApplication;</w:t>
+      <w:proofErr w:type="spellStart"/>
+      <w:r>
+        <w:rPr>
+          <w:rFonts w:ascii="Georgia" w:eastAsia="Georgia Pro" w:hAnsi="Georgia" w:cs="Georgia Pro"/>
+          <w:color w:val="000000" w:themeColor="text1"/>
+        </w:rPr>
+        <w:t>org.springframework.boot.autoconfigure.SpringBootApplication</w:t>
+      </w:r>
+      <w:proofErr w:type="spellEnd"/>
+      <w:r>
+        <w:rPr>
+          <w:rFonts w:ascii="Georgia" w:eastAsia="Georgia Pro" w:hAnsi="Georgia" w:cs="Georgia Pro"/>
+          <w:color w:val="000000" w:themeColor="text1"/>
+        </w:rPr>
+        <w:t>;</w:t>
       </w:r>
     </w:p>
     <w:p>
@@ -2105,7 +2328,6 @@
           <w:color w:val="000000" w:themeColor="text1"/>
         </w:rPr>
       </w:pPr>
-      <w:proofErr w:type="gramStart"/>
       <w:r>
         <w:rPr>
           <w:rFonts w:ascii="Georgia" w:eastAsia="Georgia Pro" w:hAnsi="Georgia" w:cs="Georgia Pro"/>
@@ -2113,7 +2335,6 @@
         </w:rPr>
         <w:t>@SpringBootApplication</w:t>
       </w:r>
-      <w:proofErr w:type="gramEnd"/>
     </w:p>
     <w:p>
       <w:pPr>
@@ -2135,7 +2356,23 @@
           <w:rFonts w:ascii="Georgia" w:eastAsia="Georgia Pro" w:hAnsi="Georgia" w:cs="Georgia Pro"/>
           <w:color w:val="000000" w:themeColor="text1"/>
         </w:rPr>
-        <w:t>public class RateLimitApiApplication {</w:t>
+        <w:t xml:space="preserve">public class </w:t>
+      </w:r>
+      <w:proofErr w:type="spellStart"/>
+      <w:r>
+        <w:rPr>
+          <w:rFonts w:ascii="Georgia" w:eastAsia="Georgia Pro" w:hAnsi="Georgia" w:cs="Georgia Pro"/>
+          <w:color w:val="000000" w:themeColor="text1"/>
+        </w:rPr>
+        <w:t>RateLimitApiApplication</w:t>
+      </w:r>
+      <w:proofErr w:type="spellEnd"/>
+      <w:r>
+        <w:rPr>
+          <w:rFonts w:ascii="Georgia" w:eastAsia="Georgia Pro" w:hAnsi="Georgia" w:cs="Georgia Pro"/>
+          <w:color w:val="000000" w:themeColor="text1"/>
+        </w:rPr>
+        <w:t xml:space="preserve"> {</w:t>
       </w:r>
     </w:p>
     <w:p>
@@ -2174,33 +2411,24 @@
           <w:rFonts w:ascii="Georgia" w:eastAsia="Georgia Pro" w:hAnsi="Georgia" w:cs="Georgia Pro"/>
           <w:color w:val="000000" w:themeColor="text1"/>
         </w:rPr>
-        <w:t xml:space="preserve">    public static void </w:t>
-      </w:r>
-      <w:proofErr w:type="gramStart"/>
-      <w:r>
-        <w:rPr>
-          <w:rFonts w:ascii="Georgia" w:eastAsia="Georgia Pro" w:hAnsi="Georgia" w:cs="Georgia Pro"/>
-          <w:color w:val="000000" w:themeColor="text1"/>
-        </w:rPr>
-        <w:t>main(String[</w:t>
-      </w:r>
-      <w:proofErr w:type="gramEnd"/>
-      <w:r>
-        <w:rPr>
-          <w:rFonts w:ascii="Georgia" w:eastAsia="Georgia Pro" w:hAnsi="Georgia" w:cs="Georgia Pro"/>
-          <w:color w:val="000000" w:themeColor="text1"/>
-        </w:rPr>
-        <w:t xml:space="preserve">] </w:t>
-      </w:r>
-      <w:proofErr w:type="gramStart"/>
-      <w:r>
-        <w:rPr>
-          <w:rFonts w:ascii="Georgia" w:eastAsia="Georgia Pro" w:hAnsi="Georgia" w:cs="Georgia Pro"/>
-          <w:color w:val="000000" w:themeColor="text1"/>
-        </w:rPr>
-        <w:t>args) {</w:t>
-      </w:r>
-      <w:proofErr w:type="gramEnd"/>
+        <w:t xml:space="preserve">    public static void main(String[] </w:t>
+      </w:r>
+      <w:proofErr w:type="spellStart"/>
+      <w:r>
+        <w:rPr>
+          <w:rFonts w:ascii="Georgia" w:eastAsia="Georgia Pro" w:hAnsi="Georgia" w:cs="Georgia Pro"/>
+          <w:color w:val="000000" w:themeColor="text1"/>
+        </w:rPr>
+        <w:t>args</w:t>
+      </w:r>
+      <w:proofErr w:type="spellEnd"/>
+      <w:r>
+        <w:rPr>
+          <w:rFonts w:ascii="Georgia" w:eastAsia="Georgia Pro" w:hAnsi="Georgia" w:cs="Georgia Pro"/>
+          <w:color w:val="000000" w:themeColor="text1"/>
+        </w:rPr>
+        <w:t>) {</w:t>
+      </w:r>
     </w:p>
     <w:p>
       <w:pPr>
@@ -2224,21 +2452,53 @@
         </w:rPr>
         <w:t xml:space="preserve">        </w:t>
       </w:r>
-      <w:proofErr w:type="gramStart"/>
-      <w:r>
-        <w:rPr>
-          <w:rFonts w:ascii="Georgia" w:eastAsia="Georgia Pro" w:hAnsi="Georgia" w:cs="Georgia Pro"/>
-          <w:color w:val="000000" w:themeColor="text1"/>
-        </w:rPr>
-        <w:t>SpringApplication.run(</w:t>
-      </w:r>
-      <w:proofErr w:type="gramEnd"/>
-      <w:r>
-        <w:rPr>
-          <w:rFonts w:ascii="Georgia" w:eastAsia="Georgia Pro" w:hAnsi="Georgia" w:cs="Georgia Pro"/>
-          <w:color w:val="000000" w:themeColor="text1"/>
-        </w:rPr>
-        <w:t>RateLimitApiApplication.class, args);</w:t>
+      <w:proofErr w:type="spellStart"/>
+      <w:r>
+        <w:rPr>
+          <w:rFonts w:ascii="Georgia" w:eastAsia="Georgia Pro" w:hAnsi="Georgia" w:cs="Georgia Pro"/>
+          <w:color w:val="000000" w:themeColor="text1"/>
+        </w:rPr>
+        <w:t>SpringApplication.run</w:t>
+      </w:r>
+      <w:proofErr w:type="spellEnd"/>
+      <w:r>
+        <w:rPr>
+          <w:rFonts w:ascii="Georgia" w:eastAsia="Georgia Pro" w:hAnsi="Georgia" w:cs="Georgia Pro"/>
+          <w:color w:val="000000" w:themeColor="text1"/>
+        </w:rPr>
+        <w:t>(</w:t>
+      </w:r>
+      <w:proofErr w:type="spellStart"/>
+      <w:r>
+        <w:rPr>
+          <w:rFonts w:ascii="Georgia" w:eastAsia="Georgia Pro" w:hAnsi="Georgia" w:cs="Georgia Pro"/>
+          <w:color w:val="000000" w:themeColor="text1"/>
+        </w:rPr>
+        <w:t>RateLimitApiApplication.class</w:t>
+      </w:r>
+      <w:proofErr w:type="spellEnd"/>
+      <w:r>
+        <w:rPr>
+          <w:rFonts w:ascii="Georgia" w:eastAsia="Georgia Pro" w:hAnsi="Georgia" w:cs="Georgia Pro"/>
+          <w:color w:val="000000" w:themeColor="text1"/>
+        </w:rPr>
+        <w:t xml:space="preserve">, </w:t>
+      </w:r>
+      <w:proofErr w:type="spellStart"/>
+      <w:r>
+        <w:rPr>
+          <w:rFonts w:ascii="Georgia" w:eastAsia="Georgia Pro" w:hAnsi="Georgia" w:cs="Georgia Pro"/>
+          <w:color w:val="000000" w:themeColor="text1"/>
+        </w:rPr>
+        <w:t>args</w:t>
+      </w:r>
+      <w:proofErr w:type="spellEnd"/>
+      <w:r>
+        <w:rPr>
+          <w:rFonts w:ascii="Georgia" w:eastAsia="Georgia Pro" w:hAnsi="Georgia" w:cs="Georgia Pro"/>
+          <w:color w:val="000000" w:themeColor="text1"/>
+        </w:rPr>
+        <w:t>);</w:t>
       </w:r>
     </w:p>
     <w:p>
@@ -2327,7 +2587,6 @@
         </w:rPr>
         <w:t xml:space="preserve">This file </w:t>
       </w:r>
-      <w:proofErr w:type="gramStart"/>
       <w:r>
         <w:rPr>
           <w:rFonts w:ascii="Georgia" w:eastAsia="Georgia Pro" w:hAnsi="Georgia" w:cs="Georgia Pro"/>
@@ -2335,17 +2594,7 @@
           <w:bCs/>
           <w:color w:val="000000" w:themeColor="text1"/>
         </w:rPr>
-        <w:t>starts</w:t>
-      </w:r>
-      <w:proofErr w:type="gramEnd"/>
-      <w:r>
-        <w:rPr>
-          <w:rFonts w:ascii="Georgia" w:eastAsia="Georgia Pro" w:hAnsi="Georgia" w:cs="Georgia Pro"/>
-          <w:b/>
-          <w:bCs/>
-          <w:color w:val="000000" w:themeColor="text1"/>
-        </w:rPr>
-        <w:t xml:space="preserve"> the Spring Boot application</w:t>
+        <w:t>starts the Spring Boot application</w:t>
       </w:r>
       <w:r>
         <w:rPr>
@@ -2485,33 +2734,17 @@
           <w:rFonts w:ascii="Georgia" w:eastAsia="Georgia Pro" w:hAnsi="Georgia" w:cs="Georgia Pro"/>
           <w:color w:val="000000" w:themeColor="text1"/>
         </w:rPr>
-        <w:t>package com.</w:t>
-      </w:r>
-      <w:proofErr w:type="gramStart"/>
-      <w:r>
-        <w:rPr>
-          <w:rFonts w:ascii="Georgia" w:eastAsia="Georgia Pro" w:hAnsi="Georgia" w:cs="Georgia Pro"/>
-          <w:color w:val="000000" w:themeColor="text1"/>
-        </w:rPr>
-        <w:t>example.rate</w:t>
-      </w:r>
-      <w:proofErr w:type="gramEnd"/>
-      <w:r>
-        <w:rPr>
-          <w:rFonts w:ascii="Georgia" w:eastAsia="Georgia Pro" w:hAnsi="Georgia" w:cs="Georgia Pro"/>
-          <w:color w:val="000000" w:themeColor="text1"/>
-        </w:rPr>
-        <w:t>_limit_</w:t>
-      </w:r>
-      <w:proofErr w:type="gramStart"/>
-      <w:r>
-        <w:rPr>
-          <w:rFonts w:ascii="Georgia" w:eastAsia="Georgia Pro" w:hAnsi="Georgia" w:cs="Georgia Pro"/>
-          <w:color w:val="000000" w:themeColor="text1"/>
-        </w:rPr>
-        <w:t>api.service</w:t>
-      </w:r>
-      <w:proofErr w:type="gramEnd"/>
+        <w:t xml:space="preserve">package </w:t>
+      </w:r>
+      <w:proofErr w:type="spellStart"/>
+      <w:r>
+        <w:rPr>
+          <w:rFonts w:ascii="Georgia" w:eastAsia="Georgia Pro" w:hAnsi="Georgia" w:cs="Georgia Pro"/>
+          <w:color w:val="000000" w:themeColor="text1"/>
+        </w:rPr>
+        <w:t>com.example.ratelimitapi.service</w:t>
+      </w:r>
+      <w:proofErr w:type="spellEnd"/>
       <w:r>
         <w:rPr>
           <w:rFonts w:ascii="Georgia" w:eastAsia="Georgia Pro" w:hAnsi="Georgia" w:cs="Georgia Pro"/>
@@ -2542,31 +2775,15 @@
         </w:rPr>
         <w:t xml:space="preserve">import </w:t>
       </w:r>
-      <w:proofErr w:type="gramStart"/>
-      <w:r>
-        <w:rPr>
-          <w:rFonts w:ascii="Georgia" w:eastAsia="Georgia Pro" w:hAnsi="Georgia" w:cs="Georgia Pro"/>
-          <w:color w:val="000000" w:themeColor="text1"/>
-        </w:rPr>
-        <w:t>java.util</w:t>
-      </w:r>
-      <w:proofErr w:type="gramEnd"/>
-      <w:r>
-        <w:rPr>
-          <w:rFonts w:ascii="Georgia" w:eastAsia="Georgia Pro" w:hAnsi="Georgia" w:cs="Georgia Pro"/>
-          <w:color w:val="000000" w:themeColor="text1"/>
-        </w:rPr>
-        <w:t>.</w:t>
-      </w:r>
-      <w:proofErr w:type="gramStart"/>
-      <w:r>
-        <w:rPr>
-          <w:rFonts w:ascii="Georgia" w:eastAsia="Georgia Pro" w:hAnsi="Georgia" w:cs="Georgia Pro"/>
-          <w:color w:val="000000" w:themeColor="text1"/>
-        </w:rPr>
-        <w:t>concurrent.ConcurrentHashMap</w:t>
-      </w:r>
-      <w:proofErr w:type="gramEnd"/>
+      <w:proofErr w:type="spellStart"/>
+      <w:r>
+        <w:rPr>
+          <w:rFonts w:ascii="Georgia" w:eastAsia="Georgia Pro" w:hAnsi="Georgia" w:cs="Georgia Pro"/>
+          <w:color w:val="000000" w:themeColor="text1"/>
+        </w:rPr>
+        <w:t>java.util.concurrent.ConcurrentHashMap</w:t>
+      </w:r>
+      <w:proofErr w:type="spellEnd"/>
       <w:r>
         <w:rPr>
           <w:rFonts w:ascii="Georgia" w:eastAsia="Georgia Pro" w:hAnsi="Georgia" w:cs="Georgia Pro"/>
@@ -2613,31 +2830,15 @@
         </w:rPr>
         <w:t xml:space="preserve">import </w:t>
       </w:r>
-      <w:proofErr w:type="gramStart"/>
-      <w:r>
-        <w:rPr>
-          <w:rFonts w:ascii="Georgia" w:eastAsia="Georgia Pro" w:hAnsi="Georgia" w:cs="Georgia Pro"/>
-          <w:color w:val="000000" w:themeColor="text1"/>
-        </w:rPr>
-        <w:t>org.springframework</w:t>
-      </w:r>
-      <w:proofErr w:type="gramEnd"/>
-      <w:r>
-        <w:rPr>
-          <w:rFonts w:ascii="Georgia" w:eastAsia="Georgia Pro" w:hAnsi="Georgia" w:cs="Georgia Pro"/>
-          <w:color w:val="000000" w:themeColor="text1"/>
-        </w:rPr>
-        <w:t>.</w:t>
-      </w:r>
-      <w:proofErr w:type="gramStart"/>
-      <w:r>
-        <w:rPr>
-          <w:rFonts w:ascii="Georgia" w:eastAsia="Georgia Pro" w:hAnsi="Georgia" w:cs="Georgia Pro"/>
-          <w:color w:val="000000" w:themeColor="text1"/>
-        </w:rPr>
-        <w:t>stereotype.Service</w:t>
-      </w:r>
-      <w:proofErr w:type="gramEnd"/>
+      <w:proofErr w:type="spellStart"/>
+      <w:r>
+        <w:rPr>
+          <w:rFonts w:ascii="Georgia" w:eastAsia="Georgia Pro" w:hAnsi="Georgia" w:cs="Georgia Pro"/>
+          <w:color w:val="000000" w:themeColor="text1"/>
+        </w:rPr>
+        <w:t>org.springframework.stereotype.Service</w:t>
+      </w:r>
+      <w:proofErr w:type="spellEnd"/>
       <w:r>
         <w:rPr>
           <w:rFonts w:ascii="Georgia" w:eastAsia="Georgia Pro" w:hAnsi="Georgia" w:cs="Georgia Pro"/>
@@ -2677,7 +2878,6 @@
           <w:color w:val="000000" w:themeColor="text1"/>
         </w:rPr>
       </w:pPr>
-      <w:proofErr w:type="gramStart"/>
       <w:r>
         <w:rPr>
           <w:rFonts w:ascii="Georgia" w:eastAsia="Georgia Pro" w:hAnsi="Georgia" w:cs="Georgia Pro"/>
@@ -2685,7 +2885,6 @@
         </w:rPr>
         <w:t>@Service</w:t>
       </w:r>
-      <w:proofErr w:type="gramEnd"/>
     </w:p>
     <w:p>
       <w:pPr>
@@ -2707,7 +2906,23 @@
           <w:rFonts w:ascii="Georgia" w:eastAsia="Georgia Pro" w:hAnsi="Georgia" w:cs="Georgia Pro"/>
           <w:color w:val="000000" w:themeColor="text1"/>
         </w:rPr>
-        <w:t>public class RateLimiterService {</w:t>
+        <w:t xml:space="preserve">public class </w:t>
+      </w:r>
+      <w:proofErr w:type="spellStart"/>
+      <w:r>
+        <w:rPr>
+          <w:rFonts w:ascii="Georgia" w:eastAsia="Georgia Pro" w:hAnsi="Georgia" w:cs="Georgia Pro"/>
+          <w:color w:val="000000" w:themeColor="text1"/>
+        </w:rPr>
+        <w:t>RateLimiterService</w:t>
+      </w:r>
+      <w:proofErr w:type="spellEnd"/>
+      <w:r>
+        <w:rPr>
+          <w:rFonts w:ascii="Georgia" w:eastAsia="Georgia Pro" w:hAnsi="Georgia" w:cs="Georgia Pro"/>
+          <w:color w:val="000000" w:themeColor="text1"/>
+        </w:rPr>
+        <w:t xml:space="preserve"> {</w:t>
       </w:r>
     </w:p>
     <w:p>
@@ -2808,23 +3023,55 @@
           <w:rFonts w:ascii="Georgia" w:eastAsia="Georgia Pro" w:hAnsi="Georgia" w:cs="Georgia Pro"/>
           <w:color w:val="000000" w:themeColor="text1"/>
         </w:rPr>
-        <w:t xml:space="preserve">    private ConcurrentHashMap&lt;String, Integer&gt; requestCounts = new ConcurrentHashMap&lt;</w:t>
-      </w:r>
-      <w:proofErr w:type="gramStart"/>
-      <w:r>
-        <w:rPr>
-          <w:rFonts w:ascii="Georgia" w:eastAsia="Georgia Pro" w:hAnsi="Georgia" w:cs="Georgia Pro"/>
-          <w:color w:val="000000" w:themeColor="text1"/>
-        </w:rPr>
-        <w:t>&gt;(</w:t>
-      </w:r>
-      <w:proofErr w:type="gramEnd"/>
-      <w:r>
-        <w:rPr>
-          <w:rFonts w:ascii="Georgia" w:eastAsia="Georgia Pro" w:hAnsi="Georgia" w:cs="Georgia Pro"/>
-          <w:color w:val="000000" w:themeColor="text1"/>
-        </w:rPr>
-        <w:t>);</w:t>
+        <w:t xml:space="preserve">    private </w:t>
+      </w:r>
+      <w:proofErr w:type="spellStart"/>
+      <w:r>
+        <w:rPr>
+          <w:rFonts w:ascii="Georgia" w:eastAsia="Georgia Pro" w:hAnsi="Georgia" w:cs="Georgia Pro"/>
+          <w:color w:val="000000" w:themeColor="text1"/>
+        </w:rPr>
+        <w:t>ConcurrentHashMap</w:t>
+      </w:r>
+      <w:proofErr w:type="spellEnd"/>
+      <w:r>
+        <w:rPr>
+          <w:rFonts w:ascii="Georgia" w:eastAsia="Georgia Pro" w:hAnsi="Georgia" w:cs="Georgia Pro"/>
+          <w:color w:val="000000" w:themeColor="text1"/>
+        </w:rPr>
+        <w:t xml:space="preserve">&lt;String, Integer&gt; </w:t>
+      </w:r>
+      <w:proofErr w:type="spellStart"/>
+      <w:r>
+        <w:rPr>
+          <w:rFonts w:ascii="Georgia" w:eastAsia="Georgia Pro" w:hAnsi="Georgia" w:cs="Georgia Pro"/>
+          <w:color w:val="000000" w:themeColor="text1"/>
+        </w:rPr>
+        <w:t>requestCounts</w:t>
+      </w:r>
+      <w:proofErr w:type="spellEnd"/>
+      <w:r>
+        <w:rPr>
+          <w:rFonts w:ascii="Georgia" w:eastAsia="Georgia Pro" w:hAnsi="Georgia" w:cs="Georgia Pro"/>
+          <w:color w:val="000000" w:themeColor="text1"/>
+        </w:rPr>
+        <w:t xml:space="preserve"> = new </w:t>
+      </w:r>
+      <w:proofErr w:type="spellStart"/>
+      <w:r>
+        <w:rPr>
+          <w:rFonts w:ascii="Georgia" w:eastAsia="Georgia Pro" w:hAnsi="Georgia" w:cs="Georgia Pro"/>
+          <w:color w:val="000000" w:themeColor="text1"/>
+        </w:rPr>
+        <w:t>ConcurrentHashMap</w:t>
+      </w:r>
+      <w:proofErr w:type="spellEnd"/>
+      <w:r>
+        <w:rPr>
+          <w:rFonts w:ascii="Georgia" w:eastAsia="Georgia Pro" w:hAnsi="Georgia" w:cs="Georgia Pro"/>
+          <w:color w:val="000000" w:themeColor="text1"/>
+        </w:rPr>
+        <w:t>&lt;&gt;();</w:t>
       </w:r>
     </w:p>
     <w:p>
@@ -2847,39 +3094,55 @@
           <w:rFonts w:ascii="Georgia" w:eastAsia="Georgia Pro" w:hAnsi="Georgia" w:cs="Georgia Pro"/>
           <w:color w:val="000000" w:themeColor="text1"/>
         </w:rPr>
-        <w:t xml:space="preserve">    private ConcurrentHashMap&lt;String, </w:t>
-      </w:r>
-      <w:proofErr w:type="gramStart"/>
-      <w:r>
-        <w:rPr>
-          <w:rFonts w:ascii="Georgia" w:eastAsia="Georgia Pro" w:hAnsi="Georgia" w:cs="Georgia Pro"/>
-          <w:color w:val="000000" w:themeColor="text1"/>
-        </w:rPr>
-        <w:t>Long</w:t>
-      </w:r>
-      <w:proofErr w:type="gramEnd"/>
-      <w:r>
-        <w:rPr>
-          <w:rFonts w:ascii="Georgia" w:eastAsia="Georgia Pro" w:hAnsi="Georgia" w:cs="Georgia Pro"/>
-          <w:color w:val="000000" w:themeColor="text1"/>
-        </w:rPr>
-        <w:t>&gt; windowStart = new ConcurrentHashMap&lt;</w:t>
-      </w:r>
-      <w:proofErr w:type="gramStart"/>
-      <w:r>
-        <w:rPr>
-          <w:rFonts w:ascii="Georgia" w:eastAsia="Georgia Pro" w:hAnsi="Georgia" w:cs="Georgia Pro"/>
-          <w:color w:val="000000" w:themeColor="text1"/>
-        </w:rPr>
-        <w:t>&gt;(</w:t>
-      </w:r>
-      <w:proofErr w:type="gramEnd"/>
-      <w:r>
-        <w:rPr>
-          <w:rFonts w:ascii="Georgia" w:eastAsia="Georgia Pro" w:hAnsi="Georgia" w:cs="Georgia Pro"/>
-          <w:color w:val="000000" w:themeColor="text1"/>
-        </w:rPr>
-        <w:t>);</w:t>
+        <w:t xml:space="preserve">    private </w:t>
+      </w:r>
+      <w:proofErr w:type="spellStart"/>
+      <w:r>
+        <w:rPr>
+          <w:rFonts w:ascii="Georgia" w:eastAsia="Georgia Pro" w:hAnsi="Georgia" w:cs="Georgia Pro"/>
+          <w:color w:val="000000" w:themeColor="text1"/>
+        </w:rPr>
+        <w:t>ConcurrentHashMap</w:t>
+      </w:r>
+      <w:proofErr w:type="spellEnd"/>
+      <w:r>
+        <w:rPr>
+          <w:rFonts w:ascii="Georgia" w:eastAsia="Georgia Pro" w:hAnsi="Georgia" w:cs="Georgia Pro"/>
+          <w:color w:val="000000" w:themeColor="text1"/>
+        </w:rPr>
+        <w:t xml:space="preserve">&lt;String, Long&gt; </w:t>
+      </w:r>
+      <w:proofErr w:type="spellStart"/>
+      <w:r>
+        <w:rPr>
+          <w:rFonts w:ascii="Georgia" w:eastAsia="Georgia Pro" w:hAnsi="Georgia" w:cs="Georgia Pro"/>
+          <w:color w:val="000000" w:themeColor="text1"/>
+        </w:rPr>
+        <w:t>windowStart</w:t>
+      </w:r>
+      <w:proofErr w:type="spellEnd"/>
+      <w:r>
+        <w:rPr>
+          <w:rFonts w:ascii="Georgia" w:eastAsia="Georgia Pro" w:hAnsi="Georgia" w:cs="Georgia Pro"/>
+          <w:color w:val="000000" w:themeColor="text1"/>
+        </w:rPr>
+        <w:t xml:space="preserve"> = new </w:t>
+      </w:r>
+      <w:proofErr w:type="spellStart"/>
+      <w:r>
+        <w:rPr>
+          <w:rFonts w:ascii="Georgia" w:eastAsia="Georgia Pro" w:hAnsi="Georgia" w:cs="Georgia Pro"/>
+          <w:color w:val="000000" w:themeColor="text1"/>
+        </w:rPr>
+        <w:t>ConcurrentHashMap</w:t>
+      </w:r>
+      <w:proofErr w:type="spellEnd"/>
+      <w:r>
+        <w:rPr>
+          <w:rFonts w:ascii="Georgia" w:eastAsia="Georgia Pro" w:hAnsi="Georgia" w:cs="Georgia Pro"/>
+          <w:color w:val="000000" w:themeColor="text1"/>
+        </w:rPr>
+        <w:t>&lt;&gt;();</w:t>
       </w:r>
     </w:p>
     <w:p>
@@ -2918,33 +3181,56 @@
           <w:rFonts w:ascii="Georgia" w:eastAsia="Georgia Pro" w:hAnsi="Georgia" w:cs="Georgia Pro"/>
           <w:color w:val="000000" w:themeColor="text1"/>
         </w:rPr>
-        <w:t xml:space="preserve">    public synchronized boolean </w:t>
-      </w:r>
-      <w:proofErr w:type="gramStart"/>
-      <w:r>
-        <w:rPr>
-          <w:rFonts w:ascii="Georgia" w:eastAsia="Georgia Pro" w:hAnsi="Georgia" w:cs="Georgia Pro"/>
-          <w:color w:val="000000" w:themeColor="text1"/>
-        </w:rPr>
-        <w:t>allowRequest(</w:t>
-      </w:r>
-      <w:proofErr w:type="gramEnd"/>
-      <w:r>
-        <w:rPr>
-          <w:rFonts w:ascii="Georgia" w:eastAsia="Georgia Pro" w:hAnsi="Georgia" w:cs="Georgia Pro"/>
-          <w:color w:val="000000" w:themeColor="text1"/>
-        </w:rPr>
-        <w:t xml:space="preserve">String </w:t>
-      </w:r>
-      <w:proofErr w:type="gramStart"/>
-      <w:r>
-        <w:rPr>
-          <w:rFonts w:ascii="Georgia" w:eastAsia="Georgia Pro" w:hAnsi="Georgia" w:cs="Georgia Pro"/>
-          <w:color w:val="000000" w:themeColor="text1"/>
-        </w:rPr>
-        <w:t>ip) {</w:t>
-      </w:r>
-      <w:proofErr w:type="gramEnd"/>
+        <w:t xml:space="preserve">    public synchronized </w:t>
+      </w:r>
+      <w:proofErr w:type="spellStart"/>
+      <w:r>
+        <w:rPr>
+          <w:rFonts w:ascii="Georgia" w:eastAsia="Georgia Pro" w:hAnsi="Georgia" w:cs="Georgia Pro"/>
+          <w:color w:val="000000" w:themeColor="text1"/>
+        </w:rPr>
+        <w:t>boolean</w:t>
+      </w:r>
+      <w:proofErr w:type="spellEnd"/>
+      <w:r>
+        <w:rPr>
+          <w:rFonts w:ascii="Georgia" w:eastAsia="Georgia Pro" w:hAnsi="Georgia" w:cs="Georgia Pro"/>
+          <w:color w:val="000000" w:themeColor="text1"/>
+        </w:rPr>
+        <w:t xml:space="preserve"> </w:t>
+      </w:r>
+      <w:proofErr w:type="spellStart"/>
+      <w:r>
+        <w:rPr>
+          <w:rFonts w:ascii="Georgia" w:eastAsia="Georgia Pro" w:hAnsi="Georgia" w:cs="Georgia Pro"/>
+          <w:color w:val="000000" w:themeColor="text1"/>
+        </w:rPr>
+        <w:t>allowRequest</w:t>
+      </w:r>
+      <w:proofErr w:type="spellEnd"/>
+      <w:r>
+        <w:rPr>
+          <w:rFonts w:ascii="Georgia" w:eastAsia="Georgia Pro" w:hAnsi="Georgia" w:cs="Georgia Pro"/>
+          <w:color w:val="000000" w:themeColor="text1"/>
+        </w:rPr>
+        <w:t xml:space="preserve">(String </w:t>
+      </w:r>
+      <w:proofErr w:type="spellStart"/>
+      <w:r>
+        <w:rPr>
+          <w:rFonts w:ascii="Georgia" w:eastAsia="Georgia Pro" w:hAnsi="Georgia" w:cs="Georgia Pro"/>
+          <w:color w:val="000000" w:themeColor="text1"/>
+        </w:rPr>
+        <w:t>ip</w:t>
+      </w:r>
+      <w:proofErr w:type="spellEnd"/>
+      <w:r>
+        <w:rPr>
+          <w:rFonts w:ascii="Georgia" w:eastAsia="Georgia Pro" w:hAnsi="Georgia" w:cs="Georgia Pro"/>
+          <w:color w:val="000000" w:themeColor="text1"/>
+        </w:rPr>
+        <w:t>) {</w:t>
+      </w:r>
     </w:p>
     <w:p>
       <w:pPr>
@@ -2982,7 +3268,39 @@
           <w:rFonts w:ascii="Georgia" w:eastAsia="Georgia Pro" w:hAnsi="Georgia" w:cs="Georgia Pro"/>
           <w:color w:val="000000" w:themeColor="text1"/>
         </w:rPr>
-        <w:t xml:space="preserve">        long currentTime = System.currentTimeMillis();</w:t>
+        <w:t xml:space="preserve">        long </w:t>
+      </w:r>
+      <w:proofErr w:type="spellStart"/>
+      <w:r>
+        <w:rPr>
+          <w:rFonts w:ascii="Georgia" w:eastAsia="Georgia Pro" w:hAnsi="Georgia" w:cs="Georgia Pro"/>
+          <w:color w:val="000000" w:themeColor="text1"/>
+        </w:rPr>
+        <w:t>currentTime</w:t>
+      </w:r>
+      <w:proofErr w:type="spellEnd"/>
+      <w:r>
+        <w:rPr>
+          <w:rFonts w:ascii="Georgia" w:eastAsia="Georgia Pro" w:hAnsi="Georgia" w:cs="Georgia Pro"/>
+          <w:color w:val="000000" w:themeColor="text1"/>
+        </w:rPr>
+        <w:t xml:space="preserve"> = </w:t>
+      </w:r>
+      <w:proofErr w:type="spellStart"/>
+      <w:r>
+        <w:rPr>
+          <w:rFonts w:ascii="Georgia" w:eastAsia="Georgia Pro" w:hAnsi="Georgia" w:cs="Georgia Pro"/>
+          <w:color w:val="000000" w:themeColor="text1"/>
+        </w:rPr>
+        <w:t>System.currentTimeMillis</w:t>
+      </w:r>
+      <w:proofErr w:type="spellEnd"/>
+      <w:r>
+        <w:rPr>
+          <w:rFonts w:ascii="Georgia" w:eastAsia="Georgia Pro" w:hAnsi="Georgia" w:cs="Georgia Pro"/>
+          <w:color w:val="000000" w:themeColor="text1"/>
+        </w:rPr>
+        <w:t>();</w:t>
       </w:r>
     </w:p>
     <w:p>
@@ -3021,7 +3339,55 @@
           <w:rFonts w:ascii="Georgia" w:eastAsia="Georgia Pro" w:hAnsi="Georgia" w:cs="Georgia Pro"/>
           <w:color w:val="000000" w:themeColor="text1"/>
         </w:rPr>
-        <w:t xml:space="preserve">        windowStart.putIfAbsent(ip, currentTime);</w:t>
+        <w:t xml:space="preserve">        </w:t>
+      </w:r>
+      <w:proofErr w:type="spellStart"/>
+      <w:r>
+        <w:rPr>
+          <w:rFonts w:ascii="Georgia" w:eastAsia="Georgia Pro" w:hAnsi="Georgia" w:cs="Georgia Pro"/>
+          <w:color w:val="000000" w:themeColor="text1"/>
+        </w:rPr>
+        <w:t>windowStart.putIfAbsent</w:t>
+      </w:r>
+      <w:proofErr w:type="spellEnd"/>
+      <w:r>
+        <w:rPr>
+          <w:rFonts w:ascii="Georgia" w:eastAsia="Georgia Pro" w:hAnsi="Georgia" w:cs="Georgia Pro"/>
+          <w:color w:val="000000" w:themeColor="text1"/>
+        </w:rPr>
+        <w:t>(</w:t>
+      </w:r>
+      <w:proofErr w:type="spellStart"/>
+      <w:r>
+        <w:rPr>
+          <w:rFonts w:ascii="Georgia" w:eastAsia="Georgia Pro" w:hAnsi="Georgia" w:cs="Georgia Pro"/>
+          <w:color w:val="000000" w:themeColor="text1"/>
+        </w:rPr>
+        <w:t>ip</w:t>
+      </w:r>
+      <w:proofErr w:type="spellEnd"/>
+      <w:r>
+        <w:rPr>
+          <w:rFonts w:ascii="Georgia" w:eastAsia="Georgia Pro" w:hAnsi="Georgia" w:cs="Georgia Pro"/>
+          <w:color w:val="000000" w:themeColor="text1"/>
+        </w:rPr>
+        <w:t xml:space="preserve">, </w:t>
+      </w:r>
+      <w:proofErr w:type="spellStart"/>
+      <w:r>
+        <w:rPr>
+          <w:rFonts w:ascii="Georgia" w:eastAsia="Georgia Pro" w:hAnsi="Georgia" w:cs="Georgia Pro"/>
+          <w:color w:val="000000" w:themeColor="text1"/>
+        </w:rPr>
+        <w:t>currentTime</w:t>
+      </w:r>
+      <w:proofErr w:type="spellEnd"/>
+      <w:r>
+        <w:rPr>
+          <w:rFonts w:ascii="Georgia" w:eastAsia="Georgia Pro" w:hAnsi="Georgia" w:cs="Georgia Pro"/>
+          <w:color w:val="000000" w:themeColor="text1"/>
+        </w:rPr>
+        <w:t>);</w:t>
       </w:r>
     </w:p>
     <w:p>
@@ -3044,7 +3410,39 @@
           <w:rFonts w:ascii="Georgia" w:eastAsia="Georgia Pro" w:hAnsi="Georgia" w:cs="Georgia Pro"/>
           <w:color w:val="000000" w:themeColor="text1"/>
         </w:rPr>
-        <w:t xml:space="preserve">        requestCounts.putIfAbsent(ip, 0);</w:t>
+        <w:t xml:space="preserve">        </w:t>
+      </w:r>
+      <w:proofErr w:type="spellStart"/>
+      <w:r>
+        <w:rPr>
+          <w:rFonts w:ascii="Georgia" w:eastAsia="Georgia Pro" w:hAnsi="Georgia" w:cs="Georgia Pro"/>
+          <w:color w:val="000000" w:themeColor="text1"/>
+        </w:rPr>
+        <w:t>requestCounts.putIfAbsent</w:t>
+      </w:r>
+      <w:proofErr w:type="spellEnd"/>
+      <w:r>
+        <w:rPr>
+          <w:rFonts w:ascii="Georgia" w:eastAsia="Georgia Pro" w:hAnsi="Georgia" w:cs="Georgia Pro"/>
+          <w:color w:val="000000" w:themeColor="text1"/>
+        </w:rPr>
+        <w:t>(</w:t>
+      </w:r>
+      <w:proofErr w:type="spellStart"/>
+      <w:r>
+        <w:rPr>
+          <w:rFonts w:ascii="Georgia" w:eastAsia="Georgia Pro" w:hAnsi="Georgia" w:cs="Georgia Pro"/>
+          <w:color w:val="000000" w:themeColor="text1"/>
+        </w:rPr>
+        <w:t>ip</w:t>
+      </w:r>
+      <w:proofErr w:type="spellEnd"/>
+      <w:r>
+        <w:rPr>
+          <w:rFonts w:ascii="Georgia" w:eastAsia="Georgia Pro" w:hAnsi="Georgia" w:cs="Georgia Pro"/>
+          <w:color w:val="000000" w:themeColor="text1"/>
+        </w:rPr>
+        <w:t>, 0);</w:t>
       </w:r>
     </w:p>
     <w:p>
@@ -3083,7 +3481,55 @@
           <w:rFonts w:ascii="Georgia" w:eastAsia="Georgia Pro" w:hAnsi="Georgia" w:cs="Georgia Pro"/>
           <w:color w:val="000000" w:themeColor="text1"/>
         </w:rPr>
-        <w:t xml:space="preserve">        long startTime = windowStart.get(ip);</w:t>
+        <w:t xml:space="preserve">        long </w:t>
+      </w:r>
+      <w:proofErr w:type="spellStart"/>
+      <w:r>
+        <w:rPr>
+          <w:rFonts w:ascii="Georgia" w:eastAsia="Georgia Pro" w:hAnsi="Georgia" w:cs="Georgia Pro"/>
+          <w:color w:val="000000" w:themeColor="text1"/>
+        </w:rPr>
+        <w:t>startTime</w:t>
+      </w:r>
+      <w:proofErr w:type="spellEnd"/>
+      <w:r>
+        <w:rPr>
+          <w:rFonts w:ascii="Georgia" w:eastAsia="Georgia Pro" w:hAnsi="Georgia" w:cs="Georgia Pro"/>
+          <w:color w:val="000000" w:themeColor="text1"/>
+        </w:rPr>
+        <w:t xml:space="preserve"> = </w:t>
+      </w:r>
+      <w:proofErr w:type="spellStart"/>
+      <w:r>
+        <w:rPr>
+          <w:rFonts w:ascii="Georgia" w:eastAsia="Georgia Pro" w:hAnsi="Georgia" w:cs="Georgia Pro"/>
+          <w:color w:val="000000" w:themeColor="text1"/>
+        </w:rPr>
+        <w:t>windowStart.get</w:t>
+      </w:r>
+      <w:proofErr w:type="spellEnd"/>
+      <w:r>
+        <w:rPr>
+          <w:rFonts w:ascii="Georgia" w:eastAsia="Georgia Pro" w:hAnsi="Georgia" w:cs="Georgia Pro"/>
+          <w:color w:val="000000" w:themeColor="text1"/>
+        </w:rPr>
+        <w:t>(</w:t>
+      </w:r>
+      <w:proofErr w:type="spellStart"/>
+      <w:r>
+        <w:rPr>
+          <w:rFonts w:ascii="Georgia" w:eastAsia="Georgia Pro" w:hAnsi="Georgia" w:cs="Georgia Pro"/>
+          <w:color w:val="000000" w:themeColor="text1"/>
+        </w:rPr>
+        <w:t>ip</w:t>
+      </w:r>
+      <w:proofErr w:type="spellEnd"/>
+      <w:r>
+        <w:rPr>
+          <w:rFonts w:ascii="Georgia" w:eastAsia="Georgia Pro" w:hAnsi="Georgia" w:cs="Georgia Pro"/>
+          <w:color w:val="000000" w:themeColor="text1"/>
+        </w:rPr>
+        <w:t>);</w:t>
       </w:r>
     </w:p>
     <w:p>
@@ -3122,7 +3568,39 @@
           <w:rFonts w:ascii="Georgia" w:eastAsia="Georgia Pro" w:hAnsi="Georgia" w:cs="Georgia Pro"/>
           <w:color w:val="000000" w:themeColor="text1"/>
         </w:rPr>
-        <w:t xml:space="preserve">        if ((currentTime - startTime) &lt; TIME_WINDOW) {</w:t>
+        <w:t xml:space="preserve">        if ((</w:t>
+      </w:r>
+      <w:proofErr w:type="spellStart"/>
+      <w:r>
+        <w:rPr>
+          <w:rFonts w:ascii="Georgia" w:eastAsia="Georgia Pro" w:hAnsi="Georgia" w:cs="Georgia Pro"/>
+          <w:color w:val="000000" w:themeColor="text1"/>
+        </w:rPr>
+        <w:t>currentTime</w:t>
+      </w:r>
+      <w:proofErr w:type="spellEnd"/>
+      <w:r>
+        <w:rPr>
+          <w:rFonts w:ascii="Georgia" w:eastAsia="Georgia Pro" w:hAnsi="Georgia" w:cs="Georgia Pro"/>
+          <w:color w:val="000000" w:themeColor="text1"/>
+        </w:rPr>
+        <w:t xml:space="preserve"> - </w:t>
+      </w:r>
+      <w:proofErr w:type="spellStart"/>
+      <w:r>
+        <w:rPr>
+          <w:rFonts w:ascii="Georgia" w:eastAsia="Georgia Pro" w:hAnsi="Georgia" w:cs="Georgia Pro"/>
+          <w:color w:val="000000" w:themeColor="text1"/>
+        </w:rPr>
+        <w:t>startTime</w:t>
+      </w:r>
+      <w:proofErr w:type="spellEnd"/>
+      <w:r>
+        <w:rPr>
+          <w:rFonts w:ascii="Georgia" w:eastAsia="Georgia Pro" w:hAnsi="Georgia" w:cs="Georgia Pro"/>
+          <w:color w:val="000000" w:themeColor="text1"/>
+        </w:rPr>
+        <w:t>) &lt; TIME_WINDOW) {</w:t>
       </w:r>
     </w:p>
     <w:p>
@@ -3161,7 +3639,39 @@
           <w:rFonts w:ascii="Georgia" w:eastAsia="Georgia Pro" w:hAnsi="Georgia" w:cs="Georgia Pro"/>
           <w:color w:val="000000" w:themeColor="text1"/>
         </w:rPr>
-        <w:t xml:space="preserve">            int count = requestCounts.get(ip) + 1;</w:t>
+        <w:t xml:space="preserve">            int count = </w:t>
+      </w:r>
+      <w:proofErr w:type="spellStart"/>
+      <w:r>
+        <w:rPr>
+          <w:rFonts w:ascii="Georgia" w:eastAsia="Georgia Pro" w:hAnsi="Georgia" w:cs="Georgia Pro"/>
+          <w:color w:val="000000" w:themeColor="text1"/>
+        </w:rPr>
+        <w:t>requestCounts.get</w:t>
+      </w:r>
+      <w:proofErr w:type="spellEnd"/>
+      <w:r>
+        <w:rPr>
+          <w:rFonts w:ascii="Georgia" w:eastAsia="Georgia Pro" w:hAnsi="Georgia" w:cs="Georgia Pro"/>
+          <w:color w:val="000000" w:themeColor="text1"/>
+        </w:rPr>
+        <w:t>(</w:t>
+      </w:r>
+      <w:proofErr w:type="spellStart"/>
+      <w:r>
+        <w:rPr>
+          <w:rFonts w:ascii="Georgia" w:eastAsia="Georgia Pro" w:hAnsi="Georgia" w:cs="Georgia Pro"/>
+          <w:color w:val="000000" w:themeColor="text1"/>
+        </w:rPr>
+        <w:t>ip</w:t>
+      </w:r>
+      <w:proofErr w:type="spellEnd"/>
+      <w:r>
+        <w:rPr>
+          <w:rFonts w:ascii="Georgia" w:eastAsia="Georgia Pro" w:hAnsi="Georgia" w:cs="Georgia Pro"/>
+          <w:color w:val="000000" w:themeColor="text1"/>
+        </w:rPr>
+        <w:t>) + 1;</w:t>
       </w:r>
     </w:p>
     <w:p>
@@ -3186,21 +3696,37 @@
         </w:rPr>
         <w:t xml:space="preserve">            </w:t>
       </w:r>
-      <w:proofErr w:type="gramStart"/>
-      <w:r>
-        <w:rPr>
-          <w:rFonts w:ascii="Georgia" w:eastAsia="Georgia Pro" w:hAnsi="Georgia" w:cs="Georgia Pro"/>
-          <w:color w:val="000000" w:themeColor="text1"/>
-        </w:rPr>
-        <w:t>requestCounts.put(</w:t>
-      </w:r>
-      <w:proofErr w:type="gramEnd"/>
-      <w:r>
-        <w:rPr>
-          <w:rFonts w:ascii="Georgia" w:eastAsia="Georgia Pro" w:hAnsi="Georgia" w:cs="Georgia Pro"/>
-          <w:color w:val="000000" w:themeColor="text1"/>
-        </w:rPr>
-        <w:t>ip, count);</w:t>
+      <w:proofErr w:type="spellStart"/>
+      <w:r>
+        <w:rPr>
+          <w:rFonts w:ascii="Georgia" w:eastAsia="Georgia Pro" w:hAnsi="Georgia" w:cs="Georgia Pro"/>
+          <w:color w:val="000000" w:themeColor="text1"/>
+        </w:rPr>
+        <w:t>requestCounts.put</w:t>
+      </w:r>
+      <w:proofErr w:type="spellEnd"/>
+      <w:r>
+        <w:rPr>
+          <w:rFonts w:ascii="Georgia" w:eastAsia="Georgia Pro" w:hAnsi="Georgia" w:cs="Georgia Pro"/>
+          <w:color w:val="000000" w:themeColor="text1"/>
+        </w:rPr>
+        <w:t>(</w:t>
+      </w:r>
+      <w:proofErr w:type="spellStart"/>
+      <w:r>
+        <w:rPr>
+          <w:rFonts w:ascii="Georgia" w:eastAsia="Georgia Pro" w:hAnsi="Georgia" w:cs="Georgia Pro"/>
+          <w:color w:val="000000" w:themeColor="text1"/>
+        </w:rPr>
+        <w:t>ip</w:t>
+      </w:r>
+      <w:proofErr w:type="spellEnd"/>
+      <w:r>
+        <w:rPr>
+          <w:rFonts w:ascii="Georgia" w:eastAsia="Georgia Pro" w:hAnsi="Georgia" w:cs="Georgia Pro"/>
+          <w:color w:val="000000" w:themeColor="text1"/>
+        </w:rPr>
+        <w:t>, count);</w:t>
       </w:r>
     </w:p>
     <w:p>
@@ -3239,17 +3765,8 @@
           <w:rFonts w:ascii="Georgia" w:eastAsia="Georgia Pro" w:hAnsi="Georgia" w:cs="Georgia Pro"/>
           <w:color w:val="000000" w:themeColor="text1"/>
         </w:rPr>
-        <w:t xml:space="preserve">            if (count &gt; MAX_REQUESTS_PER_</w:t>
-      </w:r>
-      <w:proofErr w:type="gramStart"/>
-      <w:r>
-        <w:rPr>
-          <w:rFonts w:ascii="Georgia" w:eastAsia="Georgia Pro" w:hAnsi="Georgia" w:cs="Georgia Pro"/>
-          <w:color w:val="000000" w:themeColor="text1"/>
-        </w:rPr>
-        <w:t>MINUTE) {</w:t>
-      </w:r>
-      <w:proofErr w:type="gramEnd"/>
+        <w:t xml:space="preserve">            if (count &gt; MAX_REQUESTS_PER_MINUTE) {</w:t>
+      </w:r>
     </w:p>
     <w:p>
       <w:pPr>
@@ -3374,21 +3891,53 @@
         </w:rPr>
         <w:t xml:space="preserve">            </w:t>
       </w:r>
-      <w:proofErr w:type="gramStart"/>
-      <w:r>
-        <w:rPr>
-          <w:rFonts w:ascii="Georgia" w:eastAsia="Georgia Pro" w:hAnsi="Georgia" w:cs="Georgia Pro"/>
-          <w:color w:val="000000" w:themeColor="text1"/>
-        </w:rPr>
-        <w:t>windowStart.put(</w:t>
-      </w:r>
-      <w:proofErr w:type="gramEnd"/>
-      <w:r>
-        <w:rPr>
-          <w:rFonts w:ascii="Georgia" w:eastAsia="Georgia Pro" w:hAnsi="Georgia" w:cs="Georgia Pro"/>
-          <w:color w:val="000000" w:themeColor="text1"/>
-        </w:rPr>
-        <w:t>ip, currentTime);</w:t>
+      <w:proofErr w:type="spellStart"/>
+      <w:r>
+        <w:rPr>
+          <w:rFonts w:ascii="Georgia" w:eastAsia="Georgia Pro" w:hAnsi="Georgia" w:cs="Georgia Pro"/>
+          <w:color w:val="000000" w:themeColor="text1"/>
+        </w:rPr>
+        <w:t>windowStart.put</w:t>
+      </w:r>
+      <w:proofErr w:type="spellEnd"/>
+      <w:r>
+        <w:rPr>
+          <w:rFonts w:ascii="Georgia" w:eastAsia="Georgia Pro" w:hAnsi="Georgia" w:cs="Georgia Pro"/>
+          <w:color w:val="000000" w:themeColor="text1"/>
+        </w:rPr>
+        <w:t>(</w:t>
+      </w:r>
+      <w:proofErr w:type="spellStart"/>
+      <w:r>
+        <w:rPr>
+          <w:rFonts w:ascii="Georgia" w:eastAsia="Georgia Pro" w:hAnsi="Georgia" w:cs="Georgia Pro"/>
+          <w:color w:val="000000" w:themeColor="text1"/>
+        </w:rPr>
+        <w:t>ip</w:t>
+      </w:r>
+      <w:proofErr w:type="spellEnd"/>
+      <w:r>
+        <w:rPr>
+          <w:rFonts w:ascii="Georgia" w:eastAsia="Georgia Pro" w:hAnsi="Georgia" w:cs="Georgia Pro"/>
+          <w:color w:val="000000" w:themeColor="text1"/>
+        </w:rPr>
+        <w:t xml:space="preserve">, </w:t>
+      </w:r>
+      <w:proofErr w:type="spellStart"/>
+      <w:r>
+        <w:rPr>
+          <w:rFonts w:ascii="Georgia" w:eastAsia="Georgia Pro" w:hAnsi="Georgia" w:cs="Georgia Pro"/>
+          <w:color w:val="000000" w:themeColor="text1"/>
+        </w:rPr>
+        <w:t>currentTime</w:t>
+      </w:r>
+      <w:proofErr w:type="spellEnd"/>
+      <w:r>
+        <w:rPr>
+          <w:rFonts w:ascii="Georgia" w:eastAsia="Georgia Pro" w:hAnsi="Georgia" w:cs="Georgia Pro"/>
+          <w:color w:val="000000" w:themeColor="text1"/>
+        </w:rPr>
+        <w:t>);</w:t>
       </w:r>
     </w:p>
     <w:p>
@@ -3413,21 +3962,37 @@
         </w:rPr>
         <w:t xml:space="preserve">            </w:t>
       </w:r>
-      <w:proofErr w:type="gramStart"/>
-      <w:r>
-        <w:rPr>
-          <w:rFonts w:ascii="Georgia" w:eastAsia="Georgia Pro" w:hAnsi="Georgia" w:cs="Georgia Pro"/>
-          <w:color w:val="000000" w:themeColor="text1"/>
-        </w:rPr>
-        <w:t>requestCounts.put(</w:t>
-      </w:r>
-      <w:proofErr w:type="gramEnd"/>
-      <w:r>
-        <w:rPr>
-          <w:rFonts w:ascii="Georgia" w:eastAsia="Georgia Pro" w:hAnsi="Georgia" w:cs="Georgia Pro"/>
-          <w:color w:val="000000" w:themeColor="text1"/>
-        </w:rPr>
-        <w:t>ip, 1);</w:t>
+      <w:proofErr w:type="spellStart"/>
+      <w:r>
+        <w:rPr>
+          <w:rFonts w:ascii="Georgia" w:eastAsia="Georgia Pro" w:hAnsi="Georgia" w:cs="Georgia Pro"/>
+          <w:color w:val="000000" w:themeColor="text1"/>
+        </w:rPr>
+        <w:t>requestCounts.put</w:t>
+      </w:r>
+      <w:proofErr w:type="spellEnd"/>
+      <w:r>
+        <w:rPr>
+          <w:rFonts w:ascii="Georgia" w:eastAsia="Georgia Pro" w:hAnsi="Georgia" w:cs="Georgia Pro"/>
+          <w:color w:val="000000" w:themeColor="text1"/>
+        </w:rPr>
+        <w:t>(</w:t>
+      </w:r>
+      <w:proofErr w:type="spellStart"/>
+      <w:r>
+        <w:rPr>
+          <w:rFonts w:ascii="Georgia" w:eastAsia="Georgia Pro" w:hAnsi="Georgia" w:cs="Georgia Pro"/>
+          <w:color w:val="000000" w:themeColor="text1"/>
+        </w:rPr>
+        <w:t>ip</w:t>
+      </w:r>
+      <w:proofErr w:type="spellEnd"/>
+      <w:r>
+        <w:rPr>
+          <w:rFonts w:ascii="Georgia" w:eastAsia="Georgia Pro" w:hAnsi="Georgia" w:cs="Georgia Pro"/>
+          <w:color w:val="000000" w:themeColor="text1"/>
+        </w:rPr>
+        <w:t>, 1);</w:t>
       </w:r>
     </w:p>
     <w:p>
@@ -3750,33 +4315,17 @@
           <w:rFonts w:ascii="Georgia" w:eastAsia="Georgia Pro" w:hAnsi="Georgia" w:cs="Georgia Pro"/>
           <w:color w:val="000000" w:themeColor="text1"/>
         </w:rPr>
-        <w:t>package com.</w:t>
-      </w:r>
-      <w:proofErr w:type="gramStart"/>
-      <w:r>
-        <w:rPr>
-          <w:rFonts w:ascii="Georgia" w:eastAsia="Georgia Pro" w:hAnsi="Georgia" w:cs="Georgia Pro"/>
-          <w:color w:val="000000" w:themeColor="text1"/>
-        </w:rPr>
-        <w:t>example.rate</w:t>
-      </w:r>
-      <w:proofErr w:type="gramEnd"/>
-      <w:r>
-        <w:rPr>
-          <w:rFonts w:ascii="Georgia" w:eastAsia="Georgia Pro" w:hAnsi="Georgia" w:cs="Georgia Pro"/>
-          <w:color w:val="000000" w:themeColor="text1"/>
-        </w:rPr>
-        <w:t>_limit_</w:t>
-      </w:r>
-      <w:proofErr w:type="gramStart"/>
-      <w:r>
-        <w:rPr>
-          <w:rFonts w:ascii="Georgia" w:eastAsia="Georgia Pro" w:hAnsi="Georgia" w:cs="Georgia Pro"/>
-          <w:color w:val="000000" w:themeColor="text1"/>
-        </w:rPr>
-        <w:t>api.controller</w:t>
-      </w:r>
-      <w:proofErr w:type="gramEnd"/>
+        <w:t xml:space="preserve">package </w:t>
+      </w:r>
+      <w:proofErr w:type="spellStart"/>
+      <w:r>
+        <w:rPr>
+          <w:rFonts w:ascii="Georgia" w:eastAsia="Georgia Pro" w:hAnsi="Georgia" w:cs="Georgia Pro"/>
+          <w:color w:val="000000" w:themeColor="text1"/>
+        </w:rPr>
+        <w:t>com.example.ratelimitapi.controller</w:t>
+      </w:r>
+      <w:proofErr w:type="spellEnd"/>
       <w:r>
         <w:rPr>
           <w:rFonts w:ascii="Georgia" w:eastAsia="Georgia Pro" w:hAnsi="Georgia" w:cs="Georgia Pro"/>
@@ -3805,39 +4354,23 @@
           <w:rFonts w:ascii="Georgia" w:eastAsia="Georgia Pro" w:hAnsi="Georgia" w:cs="Georgia Pro"/>
           <w:color w:val="000000" w:themeColor="text1"/>
         </w:rPr>
-        <w:t>import com.</w:t>
-      </w:r>
-      <w:proofErr w:type="gramStart"/>
-      <w:r>
-        <w:rPr>
-          <w:rFonts w:ascii="Georgia" w:eastAsia="Georgia Pro" w:hAnsi="Georgia" w:cs="Georgia Pro"/>
-          <w:color w:val="000000" w:themeColor="text1"/>
-        </w:rPr>
-        <w:t>example.rate</w:t>
-      </w:r>
-      <w:proofErr w:type="gramEnd"/>
-      <w:r>
-        <w:rPr>
-          <w:rFonts w:ascii="Georgia" w:eastAsia="Georgia Pro" w:hAnsi="Georgia" w:cs="Georgia Pro"/>
-          <w:color w:val="000000" w:themeColor="text1"/>
-        </w:rPr>
-        <w:t>_limit_</w:t>
-      </w:r>
-      <w:proofErr w:type="gramStart"/>
-      <w:r>
-        <w:rPr>
-          <w:rFonts w:ascii="Georgia" w:eastAsia="Georgia Pro" w:hAnsi="Georgia" w:cs="Georgia Pro"/>
-          <w:color w:val="000000" w:themeColor="text1"/>
-        </w:rPr>
-        <w:t>api.service</w:t>
-      </w:r>
-      <w:proofErr w:type="gramEnd"/>
-      <w:r>
-        <w:rPr>
-          <w:rFonts w:ascii="Georgia" w:eastAsia="Georgia Pro" w:hAnsi="Georgia" w:cs="Georgia Pro"/>
-          <w:color w:val="000000" w:themeColor="text1"/>
-        </w:rPr>
-        <w:t>.RateLimiterService;</w:t>
+        <w:t xml:space="preserve">import </w:t>
+      </w:r>
+      <w:proofErr w:type="spellStart"/>
+      <w:r>
+        <w:rPr>
+          <w:rFonts w:ascii="Georgia" w:eastAsia="Georgia Pro" w:hAnsi="Georgia" w:cs="Georgia Pro"/>
+          <w:color w:val="000000" w:themeColor="text1"/>
+        </w:rPr>
+        <w:t>com.example.ratelimitapi.service.RateLimiterService</w:t>
+      </w:r>
+      <w:proofErr w:type="spellEnd"/>
+      <w:r>
+        <w:rPr>
+          <w:rFonts w:ascii="Georgia" w:eastAsia="Georgia Pro" w:hAnsi="Georgia" w:cs="Georgia Pro"/>
+          <w:color w:val="000000" w:themeColor="text1"/>
+        </w:rPr>
+        <w:t>;</w:t>
       </w:r>
     </w:p>
     <w:p>
@@ -3878,31 +4411,15 @@
         </w:rPr>
         <w:t xml:space="preserve">import </w:t>
       </w:r>
-      <w:proofErr w:type="gramStart"/>
-      <w:r>
-        <w:rPr>
-          <w:rFonts w:ascii="Georgia" w:eastAsia="Georgia Pro" w:hAnsi="Georgia" w:cs="Georgia Pro"/>
-          <w:color w:val="000000" w:themeColor="text1"/>
-        </w:rPr>
-        <w:t>jakarta.servlet</w:t>
-      </w:r>
-      <w:proofErr w:type="gramEnd"/>
-      <w:r>
-        <w:rPr>
-          <w:rFonts w:ascii="Georgia" w:eastAsia="Georgia Pro" w:hAnsi="Georgia" w:cs="Georgia Pro"/>
-          <w:color w:val="000000" w:themeColor="text1"/>
-        </w:rPr>
-        <w:t>.</w:t>
-      </w:r>
-      <w:proofErr w:type="gramStart"/>
-      <w:r>
-        <w:rPr>
-          <w:rFonts w:ascii="Georgia" w:eastAsia="Georgia Pro" w:hAnsi="Georgia" w:cs="Georgia Pro"/>
-          <w:color w:val="000000" w:themeColor="text1"/>
-        </w:rPr>
-        <w:t>http.HttpServletRequest</w:t>
-      </w:r>
-      <w:proofErr w:type="gramEnd"/>
+      <w:proofErr w:type="spellStart"/>
+      <w:r>
+        <w:rPr>
+          <w:rFonts w:ascii="Georgia" w:eastAsia="Georgia Pro" w:hAnsi="Georgia" w:cs="Georgia Pro"/>
+          <w:color w:val="000000" w:themeColor="text1"/>
+        </w:rPr>
+        <w:t>jakarta.servlet.http.HttpServletRequest</w:t>
+      </w:r>
+      <w:proofErr w:type="spellEnd"/>
       <w:r>
         <w:rPr>
           <w:rFonts w:ascii="Georgia" w:eastAsia="Georgia Pro" w:hAnsi="Georgia" w:cs="Georgia Pro"/>
@@ -3949,37 +4466,21 @@
         </w:rPr>
         <w:t xml:space="preserve">import </w:t>
       </w:r>
-      <w:proofErr w:type="gramStart"/>
-      <w:r>
-        <w:rPr>
-          <w:rFonts w:ascii="Georgia" w:eastAsia="Georgia Pro" w:hAnsi="Georgia" w:cs="Georgia Pro"/>
-          <w:color w:val="000000" w:themeColor="text1"/>
-        </w:rPr>
-        <w:t>org.springframework.web.bind</w:t>
-      </w:r>
-      <w:proofErr w:type="gramEnd"/>
-      <w:r>
-        <w:rPr>
-          <w:rFonts w:ascii="Georgia" w:eastAsia="Georgia Pro" w:hAnsi="Georgia" w:cs="Georgia Pro"/>
-          <w:color w:val="000000" w:themeColor="text1"/>
-        </w:rPr>
-        <w:t>.</w:t>
-      </w:r>
-      <w:proofErr w:type="gramStart"/>
-      <w:r>
-        <w:rPr>
-          <w:rFonts w:ascii="Georgia" w:eastAsia="Georgia Pro" w:hAnsi="Georgia" w:cs="Georgia Pro"/>
-          <w:color w:val="000000" w:themeColor="text1"/>
-        </w:rPr>
-        <w:t>annotation.*</w:t>
-      </w:r>
-      <w:proofErr w:type="gramEnd"/>
-      <w:r>
-        <w:rPr>
-          <w:rFonts w:ascii="Georgia" w:eastAsia="Georgia Pro" w:hAnsi="Georgia" w:cs="Georgia Pro"/>
-          <w:color w:val="000000" w:themeColor="text1"/>
-        </w:rPr>
-        <w:t>;</w:t>
+      <w:proofErr w:type="spellStart"/>
+      <w:r>
+        <w:rPr>
+          <w:rFonts w:ascii="Georgia" w:eastAsia="Georgia Pro" w:hAnsi="Georgia" w:cs="Georgia Pro"/>
+          <w:color w:val="000000" w:themeColor="text1"/>
+        </w:rPr>
+        <w:t>org.springframework.web.bind.annotation</w:t>
+      </w:r>
+      <w:proofErr w:type="spellEnd"/>
+      <w:r>
+        <w:rPr>
+          <w:rFonts w:ascii="Georgia" w:eastAsia="Georgia Pro" w:hAnsi="Georgia" w:cs="Georgia Pro"/>
+          <w:color w:val="000000" w:themeColor="text1"/>
+        </w:rPr>
+        <w:t>.*;</w:t>
       </w:r>
     </w:p>
     <w:p>
@@ -3997,7 +4498,6 @@
           <w:color w:val="000000" w:themeColor="text1"/>
         </w:rPr>
       </w:pPr>
-      <w:proofErr w:type="gramStart"/>
       <w:r>
         <w:rPr>
           <w:rFonts w:ascii="Georgia" w:eastAsia="Georgia Pro" w:hAnsi="Georgia" w:cs="Georgia Pro"/>
@@ -4005,7 +4505,6 @@
         </w:rPr>
         <w:t>@RestController</w:t>
       </w:r>
-      <w:proofErr w:type="gramEnd"/>
     </w:p>
     <w:p>
       <w:pPr>
@@ -4022,21 +4521,12 @@
           <w:color w:val="000000" w:themeColor="text1"/>
         </w:rPr>
       </w:pPr>
-      <w:proofErr w:type="gramStart"/>
-      <w:r>
-        <w:rPr>
-          <w:rFonts w:ascii="Georgia" w:eastAsia="Georgia Pro" w:hAnsi="Georgia" w:cs="Georgia Pro"/>
-          <w:color w:val="000000" w:themeColor="text1"/>
-        </w:rPr>
-        <w:t>@RequestMapping</w:t>
-      </w:r>
-      <w:proofErr w:type="gramEnd"/>
-      <w:r>
-        <w:rPr>
-          <w:rFonts w:ascii="Georgia" w:eastAsia="Georgia Pro" w:hAnsi="Georgia" w:cs="Georgia Pro"/>
-          <w:color w:val="000000" w:themeColor="text1"/>
-        </w:rPr>
-        <w:t>("/api")</w:t>
+      <w:r>
+        <w:rPr>
+          <w:rFonts w:ascii="Georgia" w:eastAsia="Georgia Pro" w:hAnsi="Georgia" w:cs="Georgia Pro"/>
+          <w:color w:val="000000" w:themeColor="text1"/>
+        </w:rPr>
+        <w:t>@RequestMapping("/api")</w:t>
       </w:r>
     </w:p>
     <w:p>
@@ -4059,7 +4549,23 @@
           <w:rFonts w:ascii="Georgia" w:eastAsia="Georgia Pro" w:hAnsi="Georgia" w:cs="Georgia Pro"/>
           <w:color w:val="000000" w:themeColor="text1"/>
         </w:rPr>
-        <w:t>public class ApiController {</w:t>
+        <w:t xml:space="preserve">public class </w:t>
+      </w:r>
+      <w:proofErr w:type="spellStart"/>
+      <w:r>
+        <w:rPr>
+          <w:rFonts w:ascii="Georgia" w:eastAsia="Georgia Pro" w:hAnsi="Georgia" w:cs="Georgia Pro"/>
+          <w:color w:val="000000" w:themeColor="text1"/>
+        </w:rPr>
+        <w:t>ApiController</w:t>
+      </w:r>
+      <w:proofErr w:type="spellEnd"/>
+      <w:r>
+        <w:rPr>
+          <w:rFonts w:ascii="Georgia" w:eastAsia="Georgia Pro" w:hAnsi="Georgia" w:cs="Georgia Pro"/>
+          <w:color w:val="000000" w:themeColor="text1"/>
+        </w:rPr>
+        <w:t xml:space="preserve"> {</w:t>
       </w:r>
     </w:p>
     <w:p>
@@ -4098,7 +4604,39 @@
           <w:rFonts w:ascii="Georgia" w:eastAsia="Georgia Pro" w:hAnsi="Georgia" w:cs="Georgia Pro"/>
           <w:color w:val="000000" w:themeColor="text1"/>
         </w:rPr>
-        <w:t xml:space="preserve">    private final RateLimiterService rateLimiter;</w:t>
+        <w:t xml:space="preserve">    private final </w:t>
+      </w:r>
+      <w:proofErr w:type="spellStart"/>
+      <w:r>
+        <w:rPr>
+          <w:rFonts w:ascii="Georgia" w:eastAsia="Georgia Pro" w:hAnsi="Georgia" w:cs="Georgia Pro"/>
+          <w:color w:val="000000" w:themeColor="text1"/>
+        </w:rPr>
+        <w:t>RateLimiterService</w:t>
+      </w:r>
+      <w:proofErr w:type="spellEnd"/>
+      <w:r>
+        <w:rPr>
+          <w:rFonts w:ascii="Georgia" w:eastAsia="Georgia Pro" w:hAnsi="Georgia" w:cs="Georgia Pro"/>
+          <w:color w:val="000000" w:themeColor="text1"/>
+        </w:rPr>
+        <w:t xml:space="preserve"> </w:t>
+      </w:r>
+      <w:proofErr w:type="spellStart"/>
+      <w:r>
+        <w:rPr>
+          <w:rFonts w:ascii="Georgia" w:eastAsia="Georgia Pro" w:hAnsi="Georgia" w:cs="Georgia Pro"/>
+          <w:color w:val="000000" w:themeColor="text1"/>
+        </w:rPr>
+        <w:t>rateLimiter</w:t>
+      </w:r>
+      <w:proofErr w:type="spellEnd"/>
+      <w:r>
+        <w:rPr>
+          <w:rFonts w:ascii="Georgia" w:eastAsia="Georgia Pro" w:hAnsi="Georgia" w:cs="Georgia Pro"/>
+          <w:color w:val="000000" w:themeColor="text1"/>
+        </w:rPr>
+        <w:t>;</w:t>
       </w:r>
     </w:p>
     <w:p>
@@ -4139,31 +4677,54 @@
         </w:rPr>
         <w:t xml:space="preserve">    public </w:t>
       </w:r>
-      <w:proofErr w:type="gramStart"/>
-      <w:r>
-        <w:rPr>
-          <w:rFonts w:ascii="Georgia" w:eastAsia="Georgia Pro" w:hAnsi="Georgia" w:cs="Georgia Pro"/>
-          <w:color w:val="000000" w:themeColor="text1"/>
-        </w:rPr>
-        <w:t>ApiController(</w:t>
-      </w:r>
-      <w:proofErr w:type="gramEnd"/>
-      <w:r>
-        <w:rPr>
-          <w:rFonts w:ascii="Georgia" w:eastAsia="Georgia Pro" w:hAnsi="Georgia" w:cs="Georgia Pro"/>
-          <w:color w:val="000000" w:themeColor="text1"/>
-        </w:rPr>
-        <w:t xml:space="preserve">RateLimiterService </w:t>
-      </w:r>
-      <w:proofErr w:type="gramStart"/>
-      <w:r>
-        <w:rPr>
-          <w:rFonts w:ascii="Georgia" w:eastAsia="Georgia Pro" w:hAnsi="Georgia" w:cs="Georgia Pro"/>
-          <w:color w:val="000000" w:themeColor="text1"/>
-        </w:rPr>
-        <w:t>rateLimiter) {</w:t>
-      </w:r>
-      <w:proofErr w:type="gramEnd"/>
+      <w:proofErr w:type="spellStart"/>
+      <w:r>
+        <w:rPr>
+          <w:rFonts w:ascii="Georgia" w:eastAsia="Georgia Pro" w:hAnsi="Georgia" w:cs="Georgia Pro"/>
+          <w:color w:val="000000" w:themeColor="text1"/>
+        </w:rPr>
+        <w:t>ApiController</w:t>
+      </w:r>
+      <w:proofErr w:type="spellEnd"/>
+      <w:r>
+        <w:rPr>
+          <w:rFonts w:ascii="Georgia" w:eastAsia="Georgia Pro" w:hAnsi="Georgia" w:cs="Georgia Pro"/>
+          <w:color w:val="000000" w:themeColor="text1"/>
+        </w:rPr>
+        <w:t>(</w:t>
+      </w:r>
+      <w:proofErr w:type="spellStart"/>
+      <w:r>
+        <w:rPr>
+          <w:rFonts w:ascii="Georgia" w:eastAsia="Georgia Pro" w:hAnsi="Georgia" w:cs="Georgia Pro"/>
+          <w:color w:val="000000" w:themeColor="text1"/>
+        </w:rPr>
+        <w:t>RateLimiterService</w:t>
+      </w:r>
+      <w:proofErr w:type="spellEnd"/>
+      <w:r>
+        <w:rPr>
+          <w:rFonts w:ascii="Georgia" w:eastAsia="Georgia Pro" w:hAnsi="Georgia" w:cs="Georgia Pro"/>
+          <w:color w:val="000000" w:themeColor="text1"/>
+        </w:rPr>
+        <w:t xml:space="preserve"> </w:t>
+      </w:r>
+      <w:proofErr w:type="spellStart"/>
+      <w:r>
+        <w:rPr>
+          <w:rFonts w:ascii="Georgia" w:eastAsia="Georgia Pro" w:hAnsi="Georgia" w:cs="Georgia Pro"/>
+          <w:color w:val="000000" w:themeColor="text1"/>
+        </w:rPr>
+        <w:t>rateLimiter</w:t>
+      </w:r>
+      <w:proofErr w:type="spellEnd"/>
+      <w:r>
+        <w:rPr>
+          <w:rFonts w:ascii="Georgia" w:eastAsia="Georgia Pro" w:hAnsi="Georgia" w:cs="Georgia Pro"/>
+          <w:color w:val="000000" w:themeColor="text1"/>
+        </w:rPr>
+        <w:t>) {</w:t>
+      </w:r>
     </w:p>
     <w:p>
       <w:pPr>
@@ -4187,7 +4748,7 @@
         </w:rPr>
         <w:t xml:space="preserve">        </w:t>
       </w:r>
-      <w:proofErr w:type="gramStart"/>
+      <w:proofErr w:type="spellStart"/>
       <w:r>
         <w:rPr>
           <w:rFonts w:ascii="Georgia" w:eastAsia="Georgia Pro" w:hAnsi="Georgia" w:cs="Georgia Pro"/>
@@ -4195,13 +4756,29 @@
         </w:rPr>
         <w:t>this.rateLimiter</w:t>
       </w:r>
-      <w:proofErr w:type="gramEnd"/>
-      <w:r>
-        <w:rPr>
-          <w:rFonts w:ascii="Georgia" w:eastAsia="Georgia Pro" w:hAnsi="Georgia" w:cs="Georgia Pro"/>
-          <w:color w:val="000000" w:themeColor="text1"/>
-        </w:rPr>
-        <w:t xml:space="preserve"> = rateLimiter;</w:t>
+      <w:proofErr w:type="spellEnd"/>
+      <w:r>
+        <w:rPr>
+          <w:rFonts w:ascii="Georgia" w:eastAsia="Georgia Pro" w:hAnsi="Georgia" w:cs="Georgia Pro"/>
+          <w:color w:val="000000" w:themeColor="text1"/>
+        </w:rPr>
+        <w:t xml:space="preserve"> = </w:t>
+      </w:r>
+      <w:proofErr w:type="spellStart"/>
+      <w:r>
+        <w:rPr>
+          <w:rFonts w:ascii="Georgia" w:eastAsia="Georgia Pro" w:hAnsi="Georgia" w:cs="Georgia Pro"/>
+          <w:color w:val="000000" w:themeColor="text1"/>
+        </w:rPr>
+        <w:t>rateLimiter</w:t>
+      </w:r>
+      <w:proofErr w:type="spellEnd"/>
+      <w:r>
+        <w:rPr>
+          <w:rFonts w:ascii="Georgia" w:eastAsia="Georgia Pro" w:hAnsi="Georgia" w:cs="Georgia Pro"/>
+          <w:color w:val="000000" w:themeColor="text1"/>
+        </w:rPr>
+        <w:t>;</w:t>
       </w:r>
     </w:p>
     <w:p>
@@ -4263,23 +4840,7 @@
           <w:rFonts w:ascii="Georgia" w:eastAsia="Georgia Pro" w:hAnsi="Georgia" w:cs="Georgia Pro"/>
           <w:color w:val="000000" w:themeColor="text1"/>
         </w:rPr>
-        <w:t xml:space="preserve">    </w:t>
-      </w:r>
-      <w:proofErr w:type="gramStart"/>
-      <w:r>
-        <w:rPr>
-          <w:rFonts w:ascii="Georgia" w:eastAsia="Georgia Pro" w:hAnsi="Georgia" w:cs="Georgia Pro"/>
-          <w:color w:val="000000" w:themeColor="text1"/>
-        </w:rPr>
-        <w:t>@GetMapping</w:t>
-      </w:r>
-      <w:proofErr w:type="gramEnd"/>
-      <w:r>
-        <w:rPr>
-          <w:rFonts w:ascii="Georgia" w:eastAsia="Georgia Pro" w:hAnsi="Georgia" w:cs="Georgia Pro"/>
-          <w:color w:val="000000" w:themeColor="text1"/>
-        </w:rPr>
-        <w:t>("/data")</w:t>
+        <w:t xml:space="preserve">    @GetMapping("/data")</w:t>
       </w:r>
     </w:p>
     <w:p>
@@ -4304,31 +4865,38 @@
         </w:rPr>
         <w:t xml:space="preserve">    public String </w:t>
       </w:r>
-      <w:proofErr w:type="gramStart"/>
-      <w:r>
-        <w:rPr>
-          <w:rFonts w:ascii="Georgia" w:eastAsia="Georgia Pro" w:hAnsi="Georgia" w:cs="Georgia Pro"/>
-          <w:color w:val="000000" w:themeColor="text1"/>
-        </w:rPr>
-        <w:t>getData(</w:t>
-      </w:r>
-      <w:proofErr w:type="gramEnd"/>
-      <w:r>
-        <w:rPr>
-          <w:rFonts w:ascii="Georgia" w:eastAsia="Georgia Pro" w:hAnsi="Georgia" w:cs="Georgia Pro"/>
-          <w:color w:val="000000" w:themeColor="text1"/>
-        </w:rPr>
-        <w:t xml:space="preserve">HttpServletRequest </w:t>
-      </w:r>
-      <w:proofErr w:type="gramStart"/>
-      <w:r>
-        <w:rPr>
-          <w:rFonts w:ascii="Georgia" w:eastAsia="Georgia Pro" w:hAnsi="Georgia" w:cs="Georgia Pro"/>
-          <w:color w:val="000000" w:themeColor="text1"/>
-        </w:rPr>
-        <w:t>request) {</w:t>
-      </w:r>
-      <w:proofErr w:type="gramEnd"/>
+      <w:proofErr w:type="spellStart"/>
+      <w:r>
+        <w:rPr>
+          <w:rFonts w:ascii="Georgia" w:eastAsia="Georgia Pro" w:hAnsi="Georgia" w:cs="Georgia Pro"/>
+          <w:color w:val="000000" w:themeColor="text1"/>
+        </w:rPr>
+        <w:t>getData</w:t>
+      </w:r>
+      <w:proofErr w:type="spellEnd"/>
+      <w:r>
+        <w:rPr>
+          <w:rFonts w:ascii="Georgia" w:eastAsia="Georgia Pro" w:hAnsi="Georgia" w:cs="Georgia Pro"/>
+          <w:color w:val="000000" w:themeColor="text1"/>
+        </w:rPr>
+        <w:t>(</w:t>
+      </w:r>
+      <w:proofErr w:type="spellStart"/>
+      <w:r>
+        <w:rPr>
+          <w:rFonts w:ascii="Georgia" w:eastAsia="Georgia Pro" w:hAnsi="Georgia" w:cs="Georgia Pro"/>
+          <w:color w:val="000000" w:themeColor="text1"/>
+        </w:rPr>
+        <w:t>HttpServletRequest</w:t>
+      </w:r>
+      <w:proofErr w:type="spellEnd"/>
+      <w:r>
+        <w:rPr>
+          <w:rFonts w:ascii="Georgia" w:eastAsia="Georgia Pro" w:hAnsi="Georgia" w:cs="Georgia Pro"/>
+          <w:color w:val="000000" w:themeColor="text1"/>
+        </w:rPr>
+        <w:t xml:space="preserve"> request) {</w:t>
+      </w:r>
     </w:p>
     <w:p>
       <w:pPr>
@@ -4350,9 +4918,25 @@
           <w:rFonts w:ascii="Georgia" w:eastAsia="Georgia Pro" w:hAnsi="Georgia" w:cs="Georgia Pro"/>
           <w:color w:val="000000" w:themeColor="text1"/>
         </w:rPr>
-        <w:t xml:space="preserve">        String clientIp = </w:t>
-      </w:r>
-      <w:proofErr w:type="gramStart"/>
+        <w:t xml:space="preserve">        String </w:t>
+      </w:r>
+      <w:proofErr w:type="spellStart"/>
+      <w:r>
+        <w:rPr>
+          <w:rFonts w:ascii="Georgia" w:eastAsia="Georgia Pro" w:hAnsi="Georgia" w:cs="Georgia Pro"/>
+          <w:color w:val="000000" w:themeColor="text1"/>
+        </w:rPr>
+        <w:t>clientIp</w:t>
+      </w:r>
+      <w:proofErr w:type="spellEnd"/>
+      <w:r>
+        <w:rPr>
+          <w:rFonts w:ascii="Georgia" w:eastAsia="Georgia Pro" w:hAnsi="Georgia" w:cs="Georgia Pro"/>
+          <w:color w:val="000000" w:themeColor="text1"/>
+        </w:rPr>
+        <w:t xml:space="preserve"> = </w:t>
+      </w:r>
+      <w:proofErr w:type="spellStart"/>
       <w:r>
         <w:rPr>
           <w:rFonts w:ascii="Georgia" w:eastAsia="Georgia Pro" w:hAnsi="Georgia" w:cs="Georgia Pro"/>
@@ -4360,7 +4944,7 @@
         </w:rPr>
         <w:t>request.getRemoteAddr</w:t>
       </w:r>
-      <w:proofErr w:type="gramEnd"/>
+      <w:proofErr w:type="spellEnd"/>
       <w:r>
         <w:rPr>
           <w:rFonts w:ascii="Georgia" w:eastAsia="Georgia Pro" w:hAnsi="Georgia" w:cs="Georgia Pro"/>
@@ -4405,25 +4989,33 @@
           <w:rFonts w:ascii="Georgia" w:eastAsia="Georgia Pro" w:hAnsi="Georgia" w:cs="Georgia Pro"/>
           <w:color w:val="000000" w:themeColor="text1"/>
         </w:rPr>
-        <w:t xml:space="preserve">        if </w:t>
-      </w:r>
-      <w:proofErr w:type="gramStart"/>
-      <w:r>
-        <w:rPr>
-          <w:rFonts w:ascii="Georgia" w:eastAsia="Georgia Pro" w:hAnsi="Georgia" w:cs="Georgia Pro"/>
-          <w:color w:val="000000" w:themeColor="text1"/>
-        </w:rPr>
-        <w:t>(!rateLimiter.allowRequest</w:t>
-      </w:r>
-      <w:proofErr w:type="gramEnd"/>
-      <w:r>
-        <w:rPr>
-          <w:rFonts w:ascii="Georgia" w:eastAsia="Georgia Pro" w:hAnsi="Georgia" w:cs="Georgia Pro"/>
-          <w:color w:val="000000" w:themeColor="text1"/>
-        </w:rPr>
-        <w:t>(clientIp</w:t>
-      </w:r>
-      <w:proofErr w:type="gramStart"/>
+        <w:t xml:space="preserve">        if (!</w:t>
+      </w:r>
+      <w:proofErr w:type="spellStart"/>
+      <w:r>
+        <w:rPr>
+          <w:rFonts w:ascii="Georgia" w:eastAsia="Georgia Pro" w:hAnsi="Georgia" w:cs="Georgia Pro"/>
+          <w:color w:val="000000" w:themeColor="text1"/>
+        </w:rPr>
+        <w:t>rateLimiter.allowRequest</w:t>
+      </w:r>
+      <w:proofErr w:type="spellEnd"/>
+      <w:r>
+        <w:rPr>
+          <w:rFonts w:ascii="Georgia" w:eastAsia="Georgia Pro" w:hAnsi="Georgia" w:cs="Georgia Pro"/>
+          <w:color w:val="000000" w:themeColor="text1"/>
+        </w:rPr>
+        <w:t>(</w:t>
+      </w:r>
+      <w:proofErr w:type="spellStart"/>
+      <w:r>
+        <w:rPr>
+          <w:rFonts w:ascii="Georgia" w:eastAsia="Georgia Pro" w:hAnsi="Georgia" w:cs="Georgia Pro"/>
+          <w:color w:val="000000" w:themeColor="text1"/>
+        </w:rPr>
+        <w:t>clientIp</w:t>
+      </w:r>
+      <w:proofErr w:type="spellEnd"/>
       <w:r>
         <w:rPr>
           <w:rFonts w:ascii="Georgia" w:eastAsia="Georgia Pro" w:hAnsi="Georgia" w:cs="Georgia Pro"/>
@@ -4431,7 +5023,6 @@
         </w:rPr>
         <w:t>)) {</w:t>
       </w:r>
-      <w:proofErr w:type="gramEnd"/>
     </w:p>
     <w:p>
       <w:pPr>
@@ -4707,22 +5298,31 @@
           <w:color w:val="000000" w:themeColor="text1"/>
         </w:rPr>
       </w:pPr>
-      <w:r>
-        <w:rPr>
-          <w:rFonts w:ascii="Georgia" w:eastAsia="Georgia Pro" w:hAnsi="Georgia" w:cs="Georgia Pro"/>
-          <w:color w:val="000000" w:themeColor="text1"/>
-        </w:rPr>
-        <w:t>mvn spring-</w:t>
-      </w:r>
-      <w:proofErr w:type="gramStart"/>
-      <w:r>
-        <w:rPr>
-          <w:rFonts w:ascii="Georgia" w:eastAsia="Georgia Pro" w:hAnsi="Georgia" w:cs="Georgia Pro"/>
-          <w:color w:val="000000" w:themeColor="text1"/>
-        </w:rPr>
-        <w:t>boot:run</w:t>
-      </w:r>
-      <w:proofErr w:type="gramEnd"/>
+      <w:proofErr w:type="spellStart"/>
+      <w:r>
+        <w:rPr>
+          <w:rFonts w:ascii="Georgia" w:eastAsia="Georgia Pro" w:hAnsi="Georgia" w:cs="Georgia Pro"/>
+          <w:color w:val="000000" w:themeColor="text1"/>
+        </w:rPr>
+        <w:t>mvn</w:t>
+      </w:r>
+      <w:proofErr w:type="spellEnd"/>
+      <w:r>
+        <w:rPr>
+          <w:rFonts w:ascii="Georgia" w:eastAsia="Georgia Pro" w:hAnsi="Georgia" w:cs="Georgia Pro"/>
+          <w:color w:val="000000" w:themeColor="text1"/>
+        </w:rPr>
+        <w:t xml:space="preserve"> </w:t>
+      </w:r>
+      <w:proofErr w:type="spellStart"/>
+      <w:r>
+        <w:rPr>
+          <w:rFonts w:ascii="Georgia" w:eastAsia="Georgia Pro" w:hAnsi="Georgia" w:cs="Georgia Pro"/>
+          <w:color w:val="000000" w:themeColor="text1"/>
+        </w:rPr>
+        <w:t>spring-boot:run</w:t>
+      </w:r>
+      <w:proofErr w:type="spellEnd"/>
     </w:p>
     <w:p>
       <w:pPr>
@@ -5217,23 +5817,7 @@
           <w:rFonts w:ascii="Georgia" w:eastAsia="Georgia Pro" w:hAnsi="Georgia" w:cs="Georgia Pro"/>
           <w:color w:val="000000" w:themeColor="text1"/>
         </w:rPr>
-        <w:t xml:space="preserve">Rate limit exceeded. Maximum 10 requests per minute </w:t>
-      </w:r>
-      <w:proofErr w:type="gramStart"/>
-      <w:r>
-        <w:rPr>
-          <w:rFonts w:ascii="Georgia" w:eastAsia="Georgia Pro" w:hAnsi="Georgia" w:cs="Georgia Pro"/>
-          <w:color w:val="000000" w:themeColor="text1"/>
-        </w:rPr>
-        <w:t>allowed</w:t>
-      </w:r>
-      <w:proofErr w:type="gramEnd"/>
-      <w:r>
-        <w:rPr>
-          <w:rFonts w:ascii="Georgia" w:eastAsia="Georgia Pro" w:hAnsi="Georgia" w:cs="Georgia Pro"/>
-          <w:color w:val="000000" w:themeColor="text1"/>
-        </w:rPr>
-        <w:t>.</w:t>
+        <w:t>Rate limit exceeded. Maximum 10 requests per minute allowed.</w:t>
       </w:r>
     </w:p>
     <w:p>
